--- a/projects/cv.docx
+++ b/projects/cv.docx
@@ -77,19 +77,6 @@
           <w:t>othmaneechc.github.io</w:t>
         </w:r>
       </w:hyperlink>
-    </w:p>
-    <w:p>
-      <w:pPr>
-        <w:pBdr>
-          <w:bottom w:val="single" w:sz="12" w:space="1" w:color="auto"/>
-        </w:pBdr>
-        <w:rPr>
-          <w:rFonts w:ascii="EB Garamond" w:eastAsia="EB Garamond" w:hAnsi="EB Garamond" w:cs="EB Garamond"/>
-          <w:bCs/>
-          <w:sz w:val="22"/>
-          <w:szCs w:val="22"/>
-        </w:rPr>
-      </w:pPr>
     </w:p>
     <w:p>
       <w:pPr>
@@ -544,7 +531,23 @@
           <w:sz w:val="22"/>
           <w:szCs w:val="22"/>
         </w:rPr>
-        <w:t>McGill CS Graduate Award — $3,</w:t>
+        <w:t>McGill CS Graduate Award — $3</w:t>
+      </w:r>
+      <w:r>
+        <w:rPr>
+          <w:rFonts w:ascii="EB Garamond" w:eastAsia="EB Garamond" w:hAnsi="EB Garamond" w:cs="EB Garamond"/>
+          <w:sz w:val="22"/>
+          <w:szCs w:val="22"/>
+        </w:rPr>
+        <w:t>0</w:t>
+      </w:r>
+      <w:r>
+        <w:rPr>
+          <w:rFonts w:ascii="EB Garamond" w:eastAsia="EB Garamond" w:hAnsi="EB Garamond" w:cs="EB Garamond"/>
+          <w:sz w:val="22"/>
+          <w:szCs w:val="22"/>
+        </w:rPr>
+        <w:t>,</w:t>
       </w:r>
       <w:r>
         <w:rPr>
@@ -969,61 +972,7 @@
           <w:sz w:val="22"/>
           <w:szCs w:val="22"/>
         </w:rPr>
-        <w:t xml:space="preserve"> an ML pipeline for field fertilizer recommendations</w:t>
-      </w:r>
-      <w:r>
-        <w:rPr>
-          <w:rFonts w:ascii="EB Garamond" w:eastAsia="EB Garamond" w:hAnsi="EB Garamond" w:cs="EB Garamond"/>
-          <w:sz w:val="22"/>
-          <w:szCs w:val="22"/>
-        </w:rPr>
-        <w:t xml:space="preserve">; </w:t>
-      </w:r>
-      <w:r>
-        <w:rPr>
-          <w:rFonts w:ascii="EB Garamond" w:eastAsia="EB Garamond" w:hAnsi="EB Garamond" w:cs="EB Garamond"/>
-          <w:sz w:val="22"/>
-          <w:szCs w:val="22"/>
-        </w:rPr>
-        <w:t>created a decision tool with an integrated LLM</w:t>
-      </w:r>
-      <w:r>
-        <w:rPr>
-          <w:rFonts w:ascii="EB Garamond" w:eastAsia="EB Garamond" w:hAnsi="EB Garamond" w:cs="EB Garamond"/>
-          <w:sz w:val="22"/>
-          <w:szCs w:val="22"/>
-        </w:rPr>
-        <w:t xml:space="preserve"> (RAG).</w:t>
-      </w:r>
-    </w:p>
-    <w:p>
-      <w:pPr>
-        <w:pStyle w:val="ListParagraph"/>
-        <w:ind w:left="216"/>
-        <w:rPr>
-          <w:rFonts w:ascii="EB Garamond" w:eastAsia="EB Garamond" w:hAnsi="EB Garamond" w:cs="EB Garamond"/>
-          <w:sz w:val="22"/>
-          <w:szCs w:val="22"/>
-        </w:rPr>
-      </w:pPr>
-    </w:p>
-    <w:p>
-      <w:pPr>
-        <w:rPr>
-          <w:rFonts w:ascii="EB Garamond" w:eastAsia="EB Garamond" w:hAnsi="EB Garamond" w:cs="EB Garamond"/>
-          <w:sz w:val="22"/>
-          <w:szCs w:val="22"/>
-        </w:rPr>
-      </w:pPr>
-      <w:r>
-        <w:rPr>
-          <w:rFonts w:ascii="EB Garamond" w:eastAsia="EB Garamond" w:hAnsi="EB Garamond" w:cs="EB Garamond"/>
-          <w:b/>
-          <w:bCs/>
-          <w:sz w:val="22"/>
-          <w:szCs w:val="22"/>
-        </w:rPr>
-        <w:t>Researcher</w:t>
+        <w:t xml:space="preserve"> a</w:t>
       </w:r>
       <w:r>
         <w:rPr>
@@ -1036,153 +985,18 @@
       <w:r>
         <w:rPr>
           <w:rFonts w:ascii="EB Garamond" w:eastAsia="EB Garamond" w:hAnsi="EB Garamond" w:cs="EB Garamond"/>
-          <w:b/>
-          <w:bCs/>
-          <w:sz w:val="22"/>
-          <w:szCs w:val="22"/>
-        </w:rPr>
-        <w:t>Assistant</w:t>
-      </w:r>
-      <w:r>
-        <w:rPr>
-          <w:rFonts w:ascii="EB Garamond" w:eastAsia="EB Garamond" w:hAnsi="EB Garamond" w:cs="EB Garamond"/>
-          <w:sz w:val="22"/>
-          <w:szCs w:val="22"/>
-        </w:rPr>
-        <w:tab/>
-      </w:r>
-      <w:r>
-        <w:rPr>
-          <w:rFonts w:ascii="EB Garamond" w:eastAsia="EB Garamond" w:hAnsi="EB Garamond" w:cs="EB Garamond"/>
-          <w:sz w:val="22"/>
-          <w:szCs w:val="22"/>
-        </w:rPr>
-        <w:tab/>
-      </w:r>
-      <w:r>
-        <w:rPr>
-          <w:rFonts w:ascii="EB Garamond" w:eastAsia="EB Garamond" w:hAnsi="EB Garamond" w:cs="EB Garamond"/>
-          <w:sz w:val="22"/>
-          <w:szCs w:val="22"/>
-        </w:rPr>
-        <w:tab/>
-      </w:r>
-      <w:r>
-        <w:rPr>
-          <w:rFonts w:ascii="EB Garamond" w:eastAsia="EB Garamond" w:hAnsi="EB Garamond" w:cs="EB Garamond"/>
-          <w:sz w:val="22"/>
-          <w:szCs w:val="22"/>
-        </w:rPr>
-        <w:tab/>
-      </w:r>
-      <w:r>
-        <w:rPr>
-          <w:rFonts w:ascii="EB Garamond" w:eastAsia="EB Garamond" w:hAnsi="EB Garamond" w:cs="EB Garamond"/>
-          <w:sz w:val="22"/>
-          <w:szCs w:val="22"/>
-        </w:rPr>
-        <w:tab/>
-        <w:t xml:space="preserve">                             </w:t>
-      </w:r>
-      <w:r>
-        <w:rPr>
-          <w:rFonts w:ascii="EB Garamond" w:eastAsia="EB Garamond" w:hAnsi="EB Garamond" w:cs="EB Garamond"/>
-          <w:b/>
-          <w:bCs/>
-          <w:sz w:val="22"/>
-          <w:szCs w:val="22"/>
-        </w:rPr>
-        <w:t>Duke Kunshan University, Suzhou, China</w:t>
-      </w:r>
-    </w:p>
-    <w:p>
-      <w:pPr>
-        <w:rPr>
-          <w:rFonts w:ascii="EB Garamond" w:eastAsia="EB Garamond" w:hAnsi="EB Garamond" w:cs="EB Garamond"/>
-          <w:sz w:val="22"/>
-          <w:szCs w:val="22"/>
-        </w:rPr>
-      </w:pPr>
-      <w:r>
-        <w:rPr>
-          <w:rFonts w:ascii="EB Garamond" w:eastAsia="EB Garamond" w:hAnsi="EB Garamond" w:cs="EB Garamond"/>
-          <w:sz w:val="22"/>
-          <w:szCs w:val="22"/>
-        </w:rPr>
-        <w:t xml:space="preserve">Supervisor: Prof. Ka Leung Lam </w:t>
-      </w:r>
-      <w:r>
-        <w:rPr>
-          <w:rFonts w:ascii="EB Garamond" w:eastAsia="EB Garamond" w:hAnsi="EB Garamond" w:cs="EB Garamond"/>
-          <w:sz w:val="22"/>
-          <w:szCs w:val="22"/>
-        </w:rPr>
-        <w:tab/>
-      </w:r>
-      <w:r>
-        <w:rPr>
-          <w:rFonts w:ascii="EB Garamond" w:eastAsia="EB Garamond" w:hAnsi="EB Garamond" w:cs="EB Garamond"/>
-          <w:sz w:val="22"/>
-          <w:szCs w:val="22"/>
-        </w:rPr>
-        <w:tab/>
-      </w:r>
-      <w:r>
-        <w:rPr>
-          <w:rFonts w:ascii="EB Garamond" w:eastAsia="EB Garamond" w:hAnsi="EB Garamond" w:cs="EB Garamond"/>
-          <w:sz w:val="22"/>
-          <w:szCs w:val="22"/>
-        </w:rPr>
-        <w:tab/>
-      </w:r>
-      <w:r>
-        <w:rPr>
-          <w:rFonts w:ascii="EB Garamond" w:eastAsia="EB Garamond" w:hAnsi="EB Garamond" w:cs="EB Garamond"/>
-          <w:sz w:val="22"/>
-          <w:szCs w:val="22"/>
-        </w:rPr>
-        <w:tab/>
-      </w:r>
-      <w:r>
-        <w:rPr>
-          <w:rFonts w:ascii="EB Garamond" w:eastAsia="EB Garamond" w:hAnsi="EB Garamond" w:cs="EB Garamond"/>
-          <w:sz w:val="22"/>
-          <w:szCs w:val="22"/>
-        </w:rPr>
-        <w:tab/>
-      </w:r>
-      <w:r>
-        <w:rPr>
-          <w:rFonts w:ascii="EB Garamond" w:eastAsia="EB Garamond" w:hAnsi="EB Garamond" w:cs="EB Garamond"/>
-          <w:sz w:val="22"/>
-          <w:szCs w:val="22"/>
-        </w:rPr>
-        <w:tab/>
-      </w:r>
-      <w:r>
-        <w:rPr>
-          <w:rFonts w:ascii="EB Garamond" w:eastAsia="EB Garamond" w:hAnsi="EB Garamond" w:cs="EB Garamond"/>
-          <w:sz w:val="22"/>
-          <w:szCs w:val="22"/>
-        </w:rPr>
-        <w:tab/>
-      </w:r>
-      <w:r>
-        <w:rPr>
-          <w:rFonts w:ascii="EB Garamond" w:eastAsia="EB Garamond" w:hAnsi="EB Garamond" w:cs="EB Garamond"/>
-          <w:sz w:val="22"/>
-          <w:szCs w:val="22"/>
-        </w:rPr>
-        <w:tab/>
-        <w:t xml:space="preserve">               </w:t>
-      </w:r>
-      <w:r>
-        <w:rPr>
-          <w:rFonts w:ascii="EB Garamond" w:eastAsia="EB Garamond" w:hAnsi="EB Garamond" w:cs="EB Garamond"/>
-          <w:sz w:val="22"/>
-          <w:szCs w:val="22"/>
-        </w:rPr>
-        <w:t>Jun 2024 – Present</w:t>
+          <w:sz w:val="22"/>
+          <w:szCs w:val="22"/>
+        </w:rPr>
+        <w:t>pipeline for field fertilizer recommendations</w:t>
+      </w:r>
+      <w:r>
+        <w:rPr>
+          <w:rFonts w:ascii="EB Garamond" w:eastAsia="EB Garamond" w:hAnsi="EB Garamond" w:cs="EB Garamond"/>
+          <w:sz w:val="22"/>
+          <w:szCs w:val="22"/>
+        </w:rPr>
+        <w:t xml:space="preserve"> using a custom transformer model</w:t>
       </w:r>
     </w:p>
     <w:p>
@@ -1204,31 +1018,314 @@
           <w:sz w:val="22"/>
           <w:szCs w:val="22"/>
         </w:rPr>
-        <w:t xml:space="preserve">Created a global dataset of piped water and sewage access, leveraging satellite imagery and </w:t>
-      </w:r>
-      <w:r>
-        <w:rPr>
-          <w:rFonts w:ascii="EB Garamond" w:eastAsia="EB Garamond" w:hAnsi="EB Garamond" w:cs="EB Garamond"/>
-          <w:sz w:val="22"/>
-          <w:szCs w:val="22"/>
-        </w:rPr>
-        <w:t>ViTs</w:t>
-      </w:r>
-      <w:r>
-        <w:rPr>
-          <w:rFonts w:ascii="EB Garamond" w:eastAsia="EB Garamond" w:hAnsi="EB Garamond" w:cs="EB Garamond"/>
-          <w:sz w:val="22"/>
-          <w:szCs w:val="22"/>
-        </w:rPr>
-        <w:t xml:space="preserve"> (97% accuracy)</w:t>
-      </w:r>
-      <w:r>
-        <w:rPr>
-          <w:rFonts w:ascii="EB Garamond" w:eastAsia="EB Garamond" w:hAnsi="EB Garamond" w:cs="EB Garamond"/>
-          <w:sz w:val="22"/>
-          <w:szCs w:val="22"/>
-        </w:rPr>
-        <w:t>.</w:t>
+        <w:t>C</w:t>
+      </w:r>
+      <w:r>
+        <w:rPr>
+          <w:rFonts w:ascii="EB Garamond" w:eastAsia="EB Garamond" w:hAnsi="EB Garamond" w:cs="EB Garamond"/>
+          <w:sz w:val="22"/>
+          <w:szCs w:val="22"/>
+        </w:rPr>
+        <w:t>reated a</w:t>
+      </w:r>
+      <w:r>
+        <w:rPr>
+          <w:rFonts w:ascii="EB Garamond" w:eastAsia="EB Garamond" w:hAnsi="EB Garamond" w:cs="EB Garamond"/>
+          <w:sz w:val="22"/>
+          <w:szCs w:val="22"/>
+        </w:rPr>
+        <w:t xml:space="preserve">n agentic AI </w:t>
+      </w:r>
+      <w:r>
+        <w:rPr>
+          <w:rFonts w:ascii="EB Garamond" w:eastAsia="EB Garamond" w:hAnsi="EB Garamond" w:cs="EB Garamond"/>
+          <w:sz w:val="22"/>
+          <w:szCs w:val="22"/>
+        </w:rPr>
+        <w:t xml:space="preserve">tool with an integrated </w:t>
+      </w:r>
+      <w:r>
+        <w:rPr>
+          <w:rFonts w:ascii="EB Garamond" w:eastAsia="EB Garamond" w:hAnsi="EB Garamond" w:cs="EB Garamond"/>
+          <w:sz w:val="22"/>
+          <w:szCs w:val="22"/>
+        </w:rPr>
+        <w:t>Large Language Model and Retrieval Augmented Generation.</w:t>
+      </w:r>
+    </w:p>
+    <w:p>
+      <w:pPr>
+        <w:rPr>
+          <w:rFonts w:ascii="EB Garamond" w:eastAsia="EB Garamond" w:hAnsi="EB Garamond" w:cs="EB Garamond"/>
+          <w:b/>
+          <w:bCs/>
+          <w:sz w:val="22"/>
+          <w:szCs w:val="22"/>
+        </w:rPr>
+      </w:pPr>
+    </w:p>
+    <w:p>
+      <w:pPr>
+        <w:rPr>
+          <w:rFonts w:ascii="EB Garamond" w:eastAsia="EB Garamond" w:hAnsi="EB Garamond" w:cs="EB Garamond"/>
+          <w:sz w:val="22"/>
+          <w:szCs w:val="22"/>
+        </w:rPr>
+      </w:pPr>
+      <w:r>
+        <w:rPr>
+          <w:rFonts w:ascii="EB Garamond" w:eastAsia="EB Garamond" w:hAnsi="EB Garamond" w:cs="EB Garamond"/>
+          <w:b/>
+          <w:bCs/>
+          <w:sz w:val="22"/>
+          <w:szCs w:val="22"/>
+        </w:rPr>
+        <w:t>Research</w:t>
+      </w:r>
+      <w:r>
+        <w:rPr>
+          <w:rFonts w:ascii="EB Garamond" w:eastAsia="EB Garamond" w:hAnsi="EB Garamond" w:cs="EB Garamond"/>
+          <w:b/>
+          <w:bCs/>
+          <w:sz w:val="22"/>
+          <w:szCs w:val="22"/>
+        </w:rPr>
+        <w:t xml:space="preserve"> </w:t>
+      </w:r>
+      <w:r>
+        <w:rPr>
+          <w:rFonts w:ascii="EB Garamond" w:eastAsia="EB Garamond" w:hAnsi="EB Garamond" w:cs="EB Garamond"/>
+          <w:b/>
+          <w:bCs/>
+          <w:sz w:val="22"/>
+          <w:szCs w:val="22"/>
+        </w:rPr>
+        <w:t>Assistant</w:t>
+      </w:r>
+      <w:r>
+        <w:rPr>
+          <w:rFonts w:ascii="EB Garamond" w:eastAsia="EB Garamond" w:hAnsi="EB Garamond" w:cs="EB Garamond"/>
+          <w:sz w:val="22"/>
+          <w:szCs w:val="22"/>
+        </w:rPr>
+        <w:tab/>
+      </w:r>
+      <w:r>
+        <w:rPr>
+          <w:rFonts w:ascii="EB Garamond" w:eastAsia="EB Garamond" w:hAnsi="EB Garamond" w:cs="EB Garamond"/>
+          <w:sz w:val="22"/>
+          <w:szCs w:val="22"/>
+        </w:rPr>
+        <w:tab/>
+      </w:r>
+      <w:r>
+        <w:rPr>
+          <w:rFonts w:ascii="EB Garamond" w:eastAsia="EB Garamond" w:hAnsi="EB Garamond" w:cs="EB Garamond"/>
+          <w:sz w:val="22"/>
+          <w:szCs w:val="22"/>
+        </w:rPr>
+        <w:tab/>
+      </w:r>
+      <w:r>
+        <w:rPr>
+          <w:rFonts w:ascii="EB Garamond" w:eastAsia="EB Garamond" w:hAnsi="EB Garamond" w:cs="EB Garamond"/>
+          <w:sz w:val="22"/>
+          <w:szCs w:val="22"/>
+        </w:rPr>
+        <w:tab/>
+      </w:r>
+      <w:r>
+        <w:rPr>
+          <w:rFonts w:ascii="EB Garamond" w:eastAsia="EB Garamond" w:hAnsi="EB Garamond" w:cs="EB Garamond"/>
+          <w:sz w:val="22"/>
+          <w:szCs w:val="22"/>
+        </w:rPr>
+        <w:tab/>
+        <w:t xml:space="preserve">                         </w:t>
+      </w:r>
+      <w:r>
+        <w:rPr>
+          <w:rFonts w:ascii="EB Garamond" w:eastAsia="EB Garamond" w:hAnsi="EB Garamond" w:cs="EB Garamond"/>
+          <w:sz w:val="22"/>
+          <w:szCs w:val="22"/>
+        </w:rPr>
+        <w:t xml:space="preserve">       </w:t>
+      </w:r>
+      <w:r>
+        <w:rPr>
+          <w:rFonts w:ascii="EB Garamond" w:eastAsia="EB Garamond" w:hAnsi="EB Garamond" w:cs="EB Garamond"/>
+          <w:sz w:val="22"/>
+          <w:szCs w:val="22"/>
+        </w:rPr>
+        <w:t xml:space="preserve">    </w:t>
+      </w:r>
+      <w:r>
+        <w:rPr>
+          <w:rFonts w:ascii="EB Garamond" w:eastAsia="EB Garamond" w:hAnsi="EB Garamond" w:cs="EB Garamond"/>
+          <w:b/>
+          <w:bCs/>
+          <w:sz w:val="22"/>
+          <w:szCs w:val="22"/>
+        </w:rPr>
+        <w:t>University of Missouri</w:t>
+      </w:r>
+      <w:r>
+        <w:rPr>
+          <w:rFonts w:ascii="EB Garamond" w:eastAsia="EB Garamond" w:hAnsi="EB Garamond" w:cs="EB Garamond"/>
+          <w:b/>
+          <w:bCs/>
+          <w:sz w:val="22"/>
+          <w:szCs w:val="22"/>
+        </w:rPr>
+        <w:t xml:space="preserve">, </w:t>
+      </w:r>
+      <w:r>
+        <w:rPr>
+          <w:rFonts w:ascii="EB Garamond" w:eastAsia="EB Garamond" w:hAnsi="EB Garamond" w:cs="EB Garamond"/>
+          <w:b/>
+          <w:bCs/>
+          <w:sz w:val="22"/>
+          <w:szCs w:val="22"/>
+        </w:rPr>
+        <w:t>Columbia, MO</w:t>
+      </w:r>
+    </w:p>
+    <w:p>
+      <w:pPr>
+        <w:rPr>
+          <w:rFonts w:ascii="EB Garamond" w:eastAsia="EB Garamond" w:hAnsi="EB Garamond" w:cs="EB Garamond"/>
+          <w:sz w:val="22"/>
+          <w:szCs w:val="22"/>
+        </w:rPr>
+      </w:pPr>
+      <w:r>
+        <w:rPr>
+          <w:rFonts w:ascii="EB Garamond" w:eastAsia="EB Garamond" w:hAnsi="EB Garamond" w:cs="EB Garamond"/>
+          <w:sz w:val="22"/>
+          <w:szCs w:val="22"/>
+        </w:rPr>
+        <w:t xml:space="preserve">Supervisor: Prof. </w:t>
+      </w:r>
+      <w:r>
+        <w:rPr>
+          <w:rFonts w:ascii="EB Garamond" w:eastAsia="EB Garamond" w:hAnsi="EB Garamond" w:cs="EB Garamond"/>
+          <w:sz w:val="22"/>
+          <w:szCs w:val="22"/>
+        </w:rPr>
+        <w:t>Jordan Malof</w:t>
+      </w:r>
+      <w:r>
+        <w:rPr>
+          <w:rFonts w:ascii="EB Garamond" w:eastAsia="EB Garamond" w:hAnsi="EB Garamond" w:cs="EB Garamond"/>
+          <w:sz w:val="22"/>
+          <w:szCs w:val="22"/>
+        </w:rPr>
+        <w:t xml:space="preserve"> </w:t>
+      </w:r>
+      <w:r>
+        <w:rPr>
+          <w:rFonts w:ascii="EB Garamond" w:eastAsia="EB Garamond" w:hAnsi="EB Garamond" w:cs="EB Garamond"/>
+          <w:sz w:val="22"/>
+          <w:szCs w:val="22"/>
+        </w:rPr>
+        <w:tab/>
+      </w:r>
+      <w:r>
+        <w:rPr>
+          <w:rFonts w:ascii="EB Garamond" w:eastAsia="EB Garamond" w:hAnsi="EB Garamond" w:cs="EB Garamond"/>
+          <w:sz w:val="22"/>
+          <w:szCs w:val="22"/>
+        </w:rPr>
+        <w:tab/>
+      </w:r>
+      <w:r>
+        <w:rPr>
+          <w:rFonts w:ascii="EB Garamond" w:eastAsia="EB Garamond" w:hAnsi="EB Garamond" w:cs="EB Garamond"/>
+          <w:sz w:val="22"/>
+          <w:szCs w:val="22"/>
+        </w:rPr>
+        <w:tab/>
+      </w:r>
+      <w:r>
+        <w:rPr>
+          <w:rFonts w:ascii="EB Garamond" w:eastAsia="EB Garamond" w:hAnsi="EB Garamond" w:cs="EB Garamond"/>
+          <w:sz w:val="22"/>
+          <w:szCs w:val="22"/>
+        </w:rPr>
+        <w:tab/>
+      </w:r>
+      <w:r>
+        <w:rPr>
+          <w:rFonts w:ascii="EB Garamond" w:eastAsia="EB Garamond" w:hAnsi="EB Garamond" w:cs="EB Garamond"/>
+          <w:sz w:val="22"/>
+          <w:szCs w:val="22"/>
+        </w:rPr>
+        <w:tab/>
+      </w:r>
+      <w:r>
+        <w:rPr>
+          <w:rFonts w:ascii="EB Garamond" w:eastAsia="EB Garamond" w:hAnsi="EB Garamond" w:cs="EB Garamond"/>
+          <w:sz w:val="22"/>
+          <w:szCs w:val="22"/>
+        </w:rPr>
+        <w:tab/>
+      </w:r>
+      <w:r>
+        <w:rPr>
+          <w:rFonts w:ascii="EB Garamond" w:eastAsia="EB Garamond" w:hAnsi="EB Garamond" w:cs="EB Garamond"/>
+          <w:sz w:val="22"/>
+          <w:szCs w:val="22"/>
+        </w:rPr>
+        <w:tab/>
+      </w:r>
+      <w:r>
+        <w:rPr>
+          <w:rFonts w:ascii="EB Garamond" w:eastAsia="EB Garamond" w:hAnsi="EB Garamond" w:cs="EB Garamond"/>
+          <w:sz w:val="22"/>
+          <w:szCs w:val="22"/>
+        </w:rPr>
+        <w:tab/>
+        <w:t xml:space="preserve">             </w:t>
+      </w:r>
+      <w:r>
+        <w:rPr>
+          <w:rFonts w:ascii="EB Garamond" w:eastAsia="EB Garamond" w:hAnsi="EB Garamond" w:cs="EB Garamond"/>
+          <w:sz w:val="22"/>
+          <w:szCs w:val="22"/>
+        </w:rPr>
+        <w:t>Jan</w:t>
+      </w:r>
+      <w:r>
+        <w:rPr>
+          <w:rFonts w:ascii="EB Garamond" w:eastAsia="EB Garamond" w:hAnsi="EB Garamond" w:cs="EB Garamond"/>
+          <w:sz w:val="22"/>
+          <w:szCs w:val="22"/>
+        </w:rPr>
+        <w:t xml:space="preserve"> 202</w:t>
+      </w:r>
+      <w:r>
+        <w:rPr>
+          <w:rFonts w:ascii="EB Garamond" w:eastAsia="EB Garamond" w:hAnsi="EB Garamond" w:cs="EB Garamond"/>
+          <w:sz w:val="22"/>
+          <w:szCs w:val="22"/>
+        </w:rPr>
+        <w:t>5</w:t>
+      </w:r>
+      <w:r>
+        <w:rPr>
+          <w:rFonts w:ascii="EB Garamond" w:eastAsia="EB Garamond" w:hAnsi="EB Garamond" w:cs="EB Garamond"/>
+          <w:sz w:val="22"/>
+          <w:szCs w:val="22"/>
+        </w:rPr>
+        <w:t xml:space="preserve"> – </w:t>
+      </w:r>
+      <w:r>
+        <w:rPr>
+          <w:rFonts w:ascii="EB Garamond" w:eastAsia="EB Garamond" w:hAnsi="EB Garamond" w:cs="EB Garamond"/>
+          <w:sz w:val="22"/>
+          <w:szCs w:val="22"/>
+        </w:rPr>
+        <w:t>Jun 2025</w:t>
       </w:r>
     </w:p>
     <w:p>
@@ -1250,113 +1347,31 @@
           <w:sz w:val="22"/>
           <w:szCs w:val="22"/>
         </w:rPr>
-        <w:t>A</w:t>
-      </w:r>
-      <w:r>
-        <w:rPr>
-          <w:rFonts w:ascii="EB Garamond" w:eastAsia="EB Garamond" w:hAnsi="EB Garamond" w:cs="EB Garamond"/>
-          <w:sz w:val="22"/>
-          <w:szCs w:val="22"/>
-        </w:rPr>
-        <w:t>dvanced SDG6 monitoring capacity by providing scalable, ML-driven infrastructure assessments for African nations.</w:t>
-      </w:r>
-    </w:p>
-    <w:p>
-      <w:pPr>
-        <w:rPr>
-          <w:rFonts w:ascii="EB Garamond" w:eastAsia="EB Garamond" w:hAnsi="EB Garamond" w:cs="EB Garamond"/>
-          <w:sz w:val="22"/>
-          <w:szCs w:val="22"/>
-        </w:rPr>
-      </w:pPr>
-      <w:r>
-        <w:rPr>
-          <w:rFonts w:ascii="EB Garamond" w:eastAsia="EB Garamond" w:hAnsi="EB Garamond" w:cs="EB Garamond"/>
-          <w:sz w:val="22"/>
-          <w:szCs w:val="22"/>
-        </w:rPr>
-        <w:t xml:space="preserve">Supervisor: Prof. </w:t>
-      </w:r>
-      <w:r>
-        <w:rPr>
-          <w:rFonts w:ascii="EB Garamond" w:eastAsia="EB Garamond" w:hAnsi="EB Garamond" w:cs="EB Garamond"/>
-          <w:sz w:val="22"/>
-          <w:szCs w:val="22"/>
-        </w:rPr>
-        <w:t>Charles Chang</w:t>
-      </w:r>
-      <w:r>
-        <w:rPr>
-          <w:rFonts w:ascii="EB Garamond" w:eastAsia="EB Garamond" w:hAnsi="EB Garamond" w:cs="EB Garamond"/>
-          <w:sz w:val="22"/>
-          <w:szCs w:val="22"/>
-        </w:rPr>
-        <w:tab/>
-      </w:r>
-      <w:r>
-        <w:rPr>
-          <w:rFonts w:ascii="EB Garamond" w:eastAsia="EB Garamond" w:hAnsi="EB Garamond" w:cs="EB Garamond"/>
-          <w:sz w:val="22"/>
-          <w:szCs w:val="22"/>
-        </w:rPr>
-        <w:tab/>
-      </w:r>
-      <w:r>
-        <w:rPr>
-          <w:rFonts w:ascii="EB Garamond" w:eastAsia="EB Garamond" w:hAnsi="EB Garamond" w:cs="EB Garamond"/>
-          <w:sz w:val="22"/>
-          <w:szCs w:val="22"/>
-        </w:rPr>
-        <w:tab/>
-      </w:r>
-      <w:r>
-        <w:rPr>
-          <w:rFonts w:ascii="EB Garamond" w:eastAsia="EB Garamond" w:hAnsi="EB Garamond" w:cs="EB Garamond"/>
-          <w:sz w:val="22"/>
-          <w:szCs w:val="22"/>
-        </w:rPr>
-        <w:tab/>
-      </w:r>
-      <w:r>
-        <w:rPr>
-          <w:rFonts w:ascii="EB Garamond" w:eastAsia="EB Garamond" w:hAnsi="EB Garamond" w:cs="EB Garamond"/>
-          <w:sz w:val="22"/>
-          <w:szCs w:val="22"/>
-        </w:rPr>
-        <w:tab/>
-      </w:r>
-      <w:r>
-        <w:rPr>
-          <w:rFonts w:ascii="EB Garamond" w:eastAsia="EB Garamond" w:hAnsi="EB Garamond" w:cs="EB Garamond"/>
-          <w:sz w:val="22"/>
-          <w:szCs w:val="22"/>
-        </w:rPr>
-        <w:tab/>
-      </w:r>
-      <w:r>
-        <w:rPr>
-          <w:rFonts w:ascii="EB Garamond" w:eastAsia="EB Garamond" w:hAnsi="EB Garamond" w:cs="EB Garamond"/>
-          <w:sz w:val="22"/>
-          <w:szCs w:val="22"/>
-        </w:rPr>
-        <w:tab/>
-      </w:r>
-      <w:r>
-        <w:rPr>
-          <w:rFonts w:ascii="EB Garamond" w:eastAsia="EB Garamond" w:hAnsi="EB Garamond" w:cs="EB Garamond"/>
-          <w:sz w:val="22"/>
-          <w:szCs w:val="22"/>
-        </w:rPr>
-        <w:tab/>
-        <w:t xml:space="preserve">             </w:t>
-      </w:r>
-      <w:r>
-        <w:rPr>
-          <w:rFonts w:ascii="EB Garamond" w:eastAsia="EB Garamond" w:hAnsi="EB Garamond" w:cs="EB Garamond"/>
-          <w:sz w:val="22"/>
-          <w:szCs w:val="22"/>
-        </w:rPr>
-        <w:t xml:space="preserve">  Jun 2024 – Present</w:t>
+        <w:t>Worked on building</w:t>
+      </w:r>
+      <w:r>
+        <w:rPr>
+          <w:rFonts w:ascii="EB Garamond" w:eastAsia="EB Garamond" w:hAnsi="EB Garamond" w:cs="EB Garamond"/>
+          <w:sz w:val="22"/>
+          <w:szCs w:val="22"/>
+        </w:rPr>
+        <w:t xml:space="preserve"> a foundation model </w:t>
+      </w:r>
+      <w:r>
+        <w:rPr>
+          <w:rFonts w:ascii="EB Garamond" w:eastAsia="EB Garamond" w:hAnsi="EB Garamond" w:cs="EB Garamond"/>
+          <w:sz w:val="22"/>
+          <w:szCs w:val="22"/>
+        </w:rPr>
+        <w:t xml:space="preserve">using Perceiver IO </w:t>
+      </w:r>
+      <w:r>
+        <w:rPr>
+          <w:rFonts w:ascii="EB Garamond" w:eastAsia="EB Garamond" w:hAnsi="EB Garamond" w:cs="EB Garamond"/>
+          <w:sz w:val="22"/>
+          <w:szCs w:val="22"/>
+        </w:rPr>
+        <w:t>for wildfire spread prediction using satellite and climate data to capture spatiotemporal fire dynamics.</w:t>
       </w:r>
     </w:p>
     <w:p>
@@ -1378,31 +1393,244 @@
           <w:sz w:val="22"/>
           <w:szCs w:val="22"/>
         </w:rPr>
-        <w:t>Designed a Transformer model achieving 94% accuracy in transport mode prediction</w:t>
-      </w:r>
-      <w:r>
-        <w:rPr>
-          <w:rFonts w:ascii="EB Garamond" w:eastAsia="EB Garamond" w:hAnsi="EB Garamond" w:cs="EB Garamond"/>
-          <w:sz w:val="22"/>
-          <w:szCs w:val="22"/>
-        </w:rPr>
-        <w:t xml:space="preserve">, </w:t>
-      </w:r>
-      <w:r>
-        <w:rPr>
-          <w:rFonts w:ascii="EB Garamond" w:eastAsia="EB Garamond" w:hAnsi="EB Garamond" w:cs="EB Garamond"/>
-          <w:sz w:val="22"/>
-          <w:szCs w:val="22"/>
-        </w:rPr>
-        <w:t>92% in trip purpose inference</w:t>
-      </w:r>
-      <w:r>
-        <w:rPr>
-          <w:rFonts w:ascii="EB Garamond" w:eastAsia="EB Garamond" w:hAnsi="EB Garamond" w:cs="EB Garamond"/>
-          <w:sz w:val="22"/>
-          <w:szCs w:val="22"/>
-        </w:rPr>
-        <w:t>.</w:t>
+        <w:t>Developed</w:t>
+      </w:r>
+      <w:r>
+        <w:rPr>
+          <w:rFonts w:ascii="EB Garamond" w:eastAsia="EB Garamond" w:hAnsi="EB Garamond" w:cs="EB Garamond"/>
+          <w:sz w:val="22"/>
+          <w:szCs w:val="22"/>
+        </w:rPr>
+        <w:t xml:space="preserve"> </w:t>
+      </w:r>
+      <w:r>
+        <w:rPr>
+          <w:rFonts w:ascii="EB Garamond" w:eastAsia="EB Garamond" w:hAnsi="EB Garamond" w:cs="EB Garamond"/>
+          <w:sz w:val="22"/>
+          <w:szCs w:val="22"/>
+        </w:rPr>
+        <w:t xml:space="preserve">a </w:t>
+      </w:r>
+      <w:r>
+        <w:rPr>
+          <w:rFonts w:ascii="EB Garamond" w:eastAsia="EB Garamond" w:hAnsi="EB Garamond" w:cs="EB Garamond"/>
+          <w:sz w:val="22"/>
+          <w:szCs w:val="22"/>
+        </w:rPr>
+        <w:t xml:space="preserve">Variational Autoencoder (VAE) as a </w:t>
+      </w:r>
+      <w:r>
+        <w:rPr>
+          <w:rFonts w:ascii="EB Garamond" w:eastAsia="EB Garamond" w:hAnsi="EB Garamond" w:cs="EB Garamond"/>
+          <w:sz w:val="22"/>
+          <w:szCs w:val="22"/>
+        </w:rPr>
+        <w:t xml:space="preserve">generative </w:t>
+      </w:r>
+      <w:r>
+        <w:rPr>
+          <w:rFonts w:ascii="EB Garamond" w:eastAsia="EB Garamond" w:hAnsi="EB Garamond" w:cs="EB Garamond"/>
+          <w:sz w:val="22"/>
+          <w:szCs w:val="22"/>
+        </w:rPr>
+        <w:t xml:space="preserve">model to </w:t>
+      </w:r>
+      <w:r>
+        <w:rPr>
+          <w:rFonts w:ascii="EB Garamond" w:eastAsia="EB Garamond" w:hAnsi="EB Garamond" w:cs="EB Garamond"/>
+          <w:sz w:val="22"/>
+          <w:szCs w:val="22"/>
+        </w:rPr>
+        <w:t>simulate wildfire propagation, improving understanding of spread patterns under varying conditions.</w:t>
+      </w:r>
+    </w:p>
+    <w:p>
+      <w:pPr>
+        <w:pStyle w:val="ListParagraph"/>
+        <w:ind w:left="216"/>
+        <w:rPr>
+          <w:rFonts w:ascii="EB Garamond" w:eastAsia="EB Garamond" w:hAnsi="EB Garamond" w:cs="EB Garamond"/>
+          <w:sz w:val="22"/>
+          <w:szCs w:val="22"/>
+        </w:rPr>
+      </w:pPr>
+    </w:p>
+    <w:p>
+      <w:pPr>
+        <w:rPr>
+          <w:rFonts w:ascii="EB Garamond" w:eastAsia="EB Garamond" w:hAnsi="EB Garamond" w:cs="EB Garamond"/>
+          <w:sz w:val="22"/>
+          <w:szCs w:val="22"/>
+        </w:rPr>
+      </w:pPr>
+      <w:r>
+        <w:rPr>
+          <w:rFonts w:ascii="EB Garamond" w:eastAsia="EB Garamond" w:hAnsi="EB Garamond" w:cs="EB Garamond"/>
+          <w:b/>
+          <w:bCs/>
+          <w:sz w:val="22"/>
+          <w:szCs w:val="22"/>
+        </w:rPr>
+        <w:t>Research</w:t>
+      </w:r>
+      <w:r>
+        <w:rPr>
+          <w:rFonts w:ascii="EB Garamond" w:eastAsia="EB Garamond" w:hAnsi="EB Garamond" w:cs="EB Garamond"/>
+          <w:sz w:val="22"/>
+          <w:szCs w:val="22"/>
+        </w:rPr>
+        <w:t xml:space="preserve"> </w:t>
+      </w:r>
+      <w:r>
+        <w:rPr>
+          <w:rFonts w:ascii="EB Garamond" w:eastAsia="EB Garamond" w:hAnsi="EB Garamond" w:cs="EB Garamond"/>
+          <w:b/>
+          <w:bCs/>
+          <w:sz w:val="22"/>
+          <w:szCs w:val="22"/>
+        </w:rPr>
+        <w:t>Assistant</w:t>
+      </w:r>
+      <w:r>
+        <w:rPr>
+          <w:rFonts w:ascii="EB Garamond" w:eastAsia="EB Garamond" w:hAnsi="EB Garamond" w:cs="EB Garamond"/>
+          <w:sz w:val="22"/>
+          <w:szCs w:val="22"/>
+        </w:rPr>
+        <w:tab/>
+      </w:r>
+      <w:r>
+        <w:rPr>
+          <w:rFonts w:ascii="EB Garamond" w:eastAsia="EB Garamond" w:hAnsi="EB Garamond" w:cs="EB Garamond"/>
+          <w:sz w:val="22"/>
+          <w:szCs w:val="22"/>
+        </w:rPr>
+        <w:tab/>
+      </w:r>
+      <w:r>
+        <w:rPr>
+          <w:rFonts w:ascii="EB Garamond" w:eastAsia="EB Garamond" w:hAnsi="EB Garamond" w:cs="EB Garamond"/>
+          <w:sz w:val="22"/>
+          <w:szCs w:val="22"/>
+        </w:rPr>
+        <w:tab/>
+      </w:r>
+      <w:r>
+        <w:rPr>
+          <w:rFonts w:ascii="EB Garamond" w:eastAsia="EB Garamond" w:hAnsi="EB Garamond" w:cs="EB Garamond"/>
+          <w:sz w:val="22"/>
+          <w:szCs w:val="22"/>
+        </w:rPr>
+        <w:tab/>
+      </w:r>
+      <w:r>
+        <w:rPr>
+          <w:rFonts w:ascii="EB Garamond" w:eastAsia="EB Garamond" w:hAnsi="EB Garamond" w:cs="EB Garamond"/>
+          <w:sz w:val="22"/>
+          <w:szCs w:val="22"/>
+        </w:rPr>
+        <w:tab/>
+        <w:t xml:space="preserve">                             </w:t>
+      </w:r>
+      <w:r>
+        <w:rPr>
+          <w:rFonts w:ascii="EB Garamond" w:eastAsia="EB Garamond" w:hAnsi="EB Garamond" w:cs="EB Garamond"/>
+          <w:b/>
+          <w:bCs/>
+          <w:sz w:val="22"/>
+          <w:szCs w:val="22"/>
+        </w:rPr>
+        <w:t>Duke Kunshan University, Suzhou, China</w:t>
+      </w:r>
+    </w:p>
+    <w:p>
+      <w:pPr>
+        <w:rPr>
+          <w:rFonts w:ascii="EB Garamond" w:eastAsia="EB Garamond" w:hAnsi="EB Garamond" w:cs="EB Garamond"/>
+          <w:sz w:val="22"/>
+          <w:szCs w:val="22"/>
+        </w:rPr>
+      </w:pPr>
+      <w:r>
+        <w:rPr>
+          <w:rFonts w:ascii="EB Garamond" w:eastAsia="EB Garamond" w:hAnsi="EB Garamond" w:cs="EB Garamond"/>
+          <w:sz w:val="22"/>
+          <w:szCs w:val="22"/>
+        </w:rPr>
+        <w:t xml:space="preserve">Supervisor: Prof. Ka Leung Lam </w:t>
+      </w:r>
+      <w:r>
+        <w:rPr>
+          <w:rFonts w:ascii="EB Garamond" w:eastAsia="EB Garamond" w:hAnsi="EB Garamond" w:cs="EB Garamond"/>
+          <w:sz w:val="22"/>
+          <w:szCs w:val="22"/>
+        </w:rPr>
+        <w:tab/>
+      </w:r>
+      <w:r>
+        <w:rPr>
+          <w:rFonts w:ascii="EB Garamond" w:eastAsia="EB Garamond" w:hAnsi="EB Garamond" w:cs="EB Garamond"/>
+          <w:sz w:val="22"/>
+          <w:szCs w:val="22"/>
+        </w:rPr>
+        <w:tab/>
+      </w:r>
+      <w:r>
+        <w:rPr>
+          <w:rFonts w:ascii="EB Garamond" w:eastAsia="EB Garamond" w:hAnsi="EB Garamond" w:cs="EB Garamond"/>
+          <w:sz w:val="22"/>
+          <w:szCs w:val="22"/>
+        </w:rPr>
+        <w:tab/>
+      </w:r>
+      <w:r>
+        <w:rPr>
+          <w:rFonts w:ascii="EB Garamond" w:eastAsia="EB Garamond" w:hAnsi="EB Garamond" w:cs="EB Garamond"/>
+          <w:sz w:val="22"/>
+          <w:szCs w:val="22"/>
+        </w:rPr>
+        <w:tab/>
+      </w:r>
+      <w:r>
+        <w:rPr>
+          <w:rFonts w:ascii="EB Garamond" w:eastAsia="EB Garamond" w:hAnsi="EB Garamond" w:cs="EB Garamond"/>
+          <w:sz w:val="22"/>
+          <w:szCs w:val="22"/>
+        </w:rPr>
+        <w:tab/>
+      </w:r>
+      <w:r>
+        <w:rPr>
+          <w:rFonts w:ascii="EB Garamond" w:eastAsia="EB Garamond" w:hAnsi="EB Garamond" w:cs="EB Garamond"/>
+          <w:sz w:val="22"/>
+          <w:szCs w:val="22"/>
+        </w:rPr>
+        <w:tab/>
+      </w:r>
+      <w:r>
+        <w:rPr>
+          <w:rFonts w:ascii="EB Garamond" w:eastAsia="EB Garamond" w:hAnsi="EB Garamond" w:cs="EB Garamond"/>
+          <w:sz w:val="22"/>
+          <w:szCs w:val="22"/>
+        </w:rPr>
+        <w:tab/>
+      </w:r>
+      <w:r>
+        <w:rPr>
+          <w:rFonts w:ascii="EB Garamond" w:eastAsia="EB Garamond" w:hAnsi="EB Garamond" w:cs="EB Garamond"/>
+          <w:sz w:val="22"/>
+          <w:szCs w:val="22"/>
+        </w:rPr>
+        <w:tab/>
+        <w:t xml:space="preserve">               </w:t>
+      </w:r>
+      <w:r>
+        <w:rPr>
+          <w:rFonts w:ascii="EB Garamond" w:eastAsia="EB Garamond" w:hAnsi="EB Garamond" w:cs="EB Garamond"/>
+          <w:sz w:val="22"/>
+          <w:szCs w:val="22"/>
+        </w:rPr>
+        <w:t>Jun 2024 – Present</w:t>
       </w:r>
     </w:p>
     <w:p>
@@ -1424,231 +1652,31 @@
           <w:sz w:val="22"/>
           <w:szCs w:val="22"/>
         </w:rPr>
-        <w:t>D</w:t>
-      </w:r>
-      <w:r>
-        <w:rPr>
-          <w:rFonts w:ascii="EB Garamond" w:eastAsia="EB Garamond" w:hAnsi="EB Garamond" w:cs="EB Garamond"/>
-          <w:sz w:val="22"/>
-          <w:szCs w:val="22"/>
-        </w:rPr>
-        <w:t>eployed CarbonClever, a social platform promoting individual carbon footprint reduction through mobility insights.</w:t>
-      </w:r>
-    </w:p>
-    <w:p>
-      <w:pPr>
-        <w:rPr>
-          <w:rFonts w:ascii="EB Garamond" w:eastAsia="EB Garamond" w:hAnsi="EB Garamond" w:cs="EB Garamond"/>
-          <w:b/>
-          <w:bCs/>
-          <w:color w:val="000000" w:themeColor="text1"/>
-          <w:sz w:val="22"/>
-          <w:szCs w:val="22"/>
-        </w:rPr>
-      </w:pPr>
-    </w:p>
-    <w:p>
-      <w:pPr>
-        <w:rPr>
-          <w:rFonts w:ascii="EB Garamond" w:eastAsia="EB Garamond" w:hAnsi="EB Garamond" w:cs="EB Garamond"/>
-          <w:color w:val="000000" w:themeColor="text1"/>
-          <w:sz w:val="22"/>
-          <w:szCs w:val="22"/>
-        </w:rPr>
-      </w:pPr>
-      <w:r>
-        <w:rPr>
-          <w:rFonts w:ascii="EB Garamond" w:eastAsia="EB Garamond" w:hAnsi="EB Garamond" w:cs="EB Garamond"/>
-          <w:b/>
-          <w:bCs/>
-          <w:color w:val="000000" w:themeColor="text1"/>
-          <w:sz w:val="22"/>
-          <w:szCs w:val="22"/>
-        </w:rPr>
-        <w:t xml:space="preserve">Research Fellow </w:t>
-      </w:r>
-      <w:r>
-        <w:rPr>
-          <w:rFonts w:ascii="EB Garamond" w:eastAsia="EB Garamond" w:hAnsi="EB Garamond" w:cs="EB Garamond"/>
-          <w:b/>
-          <w:bCs/>
-          <w:color w:val="000000" w:themeColor="text1"/>
-          <w:sz w:val="22"/>
-          <w:szCs w:val="22"/>
-        </w:rPr>
-        <w:tab/>
-      </w:r>
-      <w:r>
-        <w:rPr>
-          <w:rFonts w:ascii="EB Garamond" w:eastAsia="EB Garamond" w:hAnsi="EB Garamond" w:cs="EB Garamond"/>
-          <w:b/>
-          <w:bCs/>
-          <w:color w:val="000000" w:themeColor="text1"/>
-          <w:sz w:val="22"/>
-          <w:szCs w:val="22"/>
-        </w:rPr>
-        <w:tab/>
-      </w:r>
-      <w:r>
-        <w:rPr>
-          <w:rFonts w:ascii="EB Garamond" w:eastAsia="EB Garamond" w:hAnsi="EB Garamond" w:cs="EB Garamond"/>
-          <w:b/>
-          <w:bCs/>
-          <w:color w:val="000000" w:themeColor="text1"/>
-          <w:sz w:val="22"/>
-          <w:szCs w:val="22"/>
-        </w:rPr>
-        <w:tab/>
-      </w:r>
-      <w:r>
-        <w:rPr>
-          <w:rFonts w:ascii="EB Garamond" w:eastAsia="EB Garamond" w:hAnsi="EB Garamond" w:cs="EB Garamond"/>
-          <w:b/>
-          <w:bCs/>
-          <w:color w:val="000000" w:themeColor="text1"/>
-          <w:sz w:val="22"/>
-          <w:szCs w:val="22"/>
-        </w:rPr>
-        <w:tab/>
-      </w:r>
-      <w:r>
-        <w:rPr>
-          <w:rFonts w:ascii="EB Garamond" w:eastAsia="EB Garamond" w:hAnsi="EB Garamond" w:cs="EB Garamond"/>
-          <w:b/>
-          <w:bCs/>
-          <w:color w:val="000000" w:themeColor="text1"/>
-          <w:sz w:val="22"/>
-          <w:szCs w:val="22"/>
-        </w:rPr>
-        <w:tab/>
-      </w:r>
-      <w:r>
-        <w:rPr>
-          <w:rFonts w:ascii="EB Garamond" w:eastAsia="EB Garamond" w:hAnsi="EB Garamond" w:cs="EB Garamond"/>
-          <w:b/>
-          <w:bCs/>
-          <w:color w:val="000000" w:themeColor="text1"/>
-          <w:sz w:val="22"/>
-          <w:szCs w:val="22"/>
-        </w:rPr>
-        <w:tab/>
-      </w:r>
-      <w:r>
-        <w:rPr>
-          <w:rFonts w:ascii="EB Garamond" w:eastAsia="EB Garamond" w:hAnsi="EB Garamond" w:cs="EB Garamond"/>
-          <w:b/>
-          <w:bCs/>
-          <w:color w:val="000000" w:themeColor="text1"/>
-          <w:sz w:val="22"/>
-          <w:szCs w:val="22"/>
-        </w:rPr>
-        <w:tab/>
-      </w:r>
-      <w:r>
-        <w:rPr>
-          <w:rFonts w:ascii="EB Garamond" w:eastAsia="EB Garamond" w:hAnsi="EB Garamond" w:cs="EB Garamond"/>
-          <w:b/>
-          <w:bCs/>
-          <w:color w:val="000000" w:themeColor="text1"/>
-          <w:sz w:val="22"/>
-          <w:szCs w:val="22"/>
-        </w:rPr>
-        <w:tab/>
-        <w:t xml:space="preserve">   </w:t>
-      </w:r>
-      <w:r>
-        <w:rPr>
-          <w:rFonts w:ascii="EB Garamond" w:eastAsia="EB Garamond" w:hAnsi="EB Garamond" w:cs="EB Garamond"/>
-          <w:b/>
-          <w:bCs/>
-          <w:color w:val="000000" w:themeColor="text1"/>
-          <w:sz w:val="22"/>
-          <w:szCs w:val="22"/>
-        </w:rPr>
-        <w:t>Duke University, Durham, NC</w:t>
-      </w:r>
-    </w:p>
-    <w:p>
-      <w:pPr>
-        <w:rPr>
-          <w:rFonts w:ascii="EB Garamond" w:eastAsia="EB Garamond" w:hAnsi="EB Garamond" w:cs="EB Garamond"/>
-          <w:color w:val="000000" w:themeColor="text1"/>
-          <w:sz w:val="22"/>
-          <w:szCs w:val="22"/>
-        </w:rPr>
-      </w:pPr>
-      <w:r>
-        <w:rPr>
-          <w:rFonts w:ascii="EB Garamond" w:eastAsia="EB Garamond" w:hAnsi="EB Garamond" w:cs="EB Garamond"/>
-          <w:color w:val="000000" w:themeColor="text1"/>
-          <w:sz w:val="22"/>
-          <w:szCs w:val="22"/>
-        </w:rPr>
-        <w:t xml:space="preserve">Supervisors: Prof. Wenhong Li &amp; Prof. Ding Ma </w:t>
-      </w:r>
-      <w:r>
-        <w:rPr>
-          <w:rFonts w:ascii="EB Garamond" w:eastAsia="EB Garamond" w:hAnsi="EB Garamond" w:cs="EB Garamond"/>
-          <w:color w:val="000000" w:themeColor="text1"/>
-          <w:sz w:val="22"/>
-          <w:szCs w:val="22"/>
-        </w:rPr>
-        <w:tab/>
-      </w:r>
-      <w:r>
-        <w:rPr>
-          <w:rFonts w:ascii="EB Garamond" w:eastAsia="EB Garamond" w:hAnsi="EB Garamond" w:cs="EB Garamond"/>
-          <w:color w:val="000000" w:themeColor="text1"/>
-          <w:sz w:val="22"/>
-          <w:szCs w:val="22"/>
-        </w:rPr>
-        <w:tab/>
-      </w:r>
-      <w:r>
-        <w:rPr>
-          <w:rFonts w:ascii="EB Garamond" w:eastAsia="EB Garamond" w:hAnsi="EB Garamond" w:cs="EB Garamond"/>
-          <w:color w:val="000000" w:themeColor="text1"/>
-          <w:sz w:val="22"/>
-          <w:szCs w:val="22"/>
-        </w:rPr>
-        <w:tab/>
-      </w:r>
-      <w:r>
-        <w:rPr>
-          <w:rFonts w:ascii="EB Garamond" w:eastAsia="EB Garamond" w:hAnsi="EB Garamond" w:cs="EB Garamond"/>
-          <w:color w:val="000000" w:themeColor="text1"/>
-          <w:sz w:val="22"/>
-          <w:szCs w:val="22"/>
-        </w:rPr>
-        <w:tab/>
-      </w:r>
-      <w:r>
-        <w:rPr>
-          <w:rFonts w:ascii="EB Garamond" w:eastAsia="EB Garamond" w:hAnsi="EB Garamond" w:cs="EB Garamond"/>
-          <w:color w:val="000000" w:themeColor="text1"/>
-          <w:sz w:val="22"/>
-          <w:szCs w:val="22"/>
-        </w:rPr>
-        <w:tab/>
-      </w:r>
-      <w:r>
-        <w:rPr>
-          <w:rFonts w:ascii="EB Garamond" w:eastAsia="EB Garamond" w:hAnsi="EB Garamond" w:cs="EB Garamond"/>
-          <w:color w:val="000000" w:themeColor="text1"/>
-          <w:sz w:val="22"/>
-          <w:szCs w:val="22"/>
-        </w:rPr>
-        <w:tab/>
-        <w:t xml:space="preserve">            </w:t>
-      </w:r>
-      <w:r>
-        <w:rPr>
-          <w:rFonts w:ascii="EB Garamond" w:eastAsia="EB Garamond" w:hAnsi="EB Garamond" w:cs="EB Garamond"/>
-          <w:color w:val="000000" w:themeColor="text1"/>
-          <w:sz w:val="22"/>
-          <w:szCs w:val="22"/>
-        </w:rPr>
-        <w:t>Jun 2024 - Aug 2024</w:t>
+        <w:t xml:space="preserve">Created a global dataset of piped water and sewage access, leveraging satellite imagery and </w:t>
+      </w:r>
+      <w:r>
+        <w:rPr>
+          <w:rFonts w:ascii="EB Garamond" w:eastAsia="EB Garamond" w:hAnsi="EB Garamond" w:cs="EB Garamond"/>
+          <w:sz w:val="22"/>
+          <w:szCs w:val="22"/>
+        </w:rPr>
+        <w:t>ViTs</w:t>
+      </w:r>
+      <w:r>
+        <w:rPr>
+          <w:rFonts w:ascii="EB Garamond" w:eastAsia="EB Garamond" w:hAnsi="EB Garamond" w:cs="EB Garamond"/>
+          <w:sz w:val="22"/>
+          <w:szCs w:val="22"/>
+        </w:rPr>
+        <w:t xml:space="preserve"> (97% accuracy)</w:t>
+      </w:r>
+      <w:r>
+        <w:rPr>
+          <w:rFonts w:ascii="EB Garamond" w:eastAsia="EB Garamond" w:hAnsi="EB Garamond" w:cs="EB Garamond"/>
+          <w:sz w:val="22"/>
+          <w:szCs w:val="22"/>
+        </w:rPr>
+        <w:t>.</w:t>
       </w:r>
     </w:p>
     <w:p>
@@ -1660,28 +1688,123 @@
         </w:numPr>
         <w:rPr>
           <w:rFonts w:ascii="EB Garamond" w:eastAsia="EB Garamond" w:hAnsi="EB Garamond" w:cs="EB Garamond"/>
-          <w:color w:val="000000" w:themeColor="text1"/>
-          <w:sz w:val="22"/>
-          <w:szCs w:val="22"/>
-        </w:rPr>
-      </w:pPr>
-      <w:r>
-        <w:rPr>
-          <w:rFonts w:ascii="EB Garamond" w:eastAsia="EB Garamond" w:hAnsi="EB Garamond" w:cs="EB Garamond"/>
-          <w:color w:val="000000" w:themeColor="text1"/>
-          <w:sz w:val="22"/>
-          <w:szCs w:val="22"/>
-        </w:rPr>
-        <w:t>Applied Vision Transformers on Sentinel-2 &amp; Landsat imagery to detect invasive salt marsh species at landscape scale</w:t>
-      </w:r>
-      <w:r>
-        <w:rPr>
-          <w:rFonts w:ascii="EB Garamond" w:eastAsia="EB Garamond" w:hAnsi="EB Garamond" w:cs="EB Garamond"/>
-          <w:color w:val="000000" w:themeColor="text1"/>
-          <w:sz w:val="22"/>
-          <w:szCs w:val="22"/>
-        </w:rPr>
-        <w:t>.</w:t>
+          <w:sz w:val="22"/>
+          <w:szCs w:val="22"/>
+        </w:rPr>
+      </w:pPr>
+      <w:r>
+        <w:rPr>
+          <w:rFonts w:ascii="EB Garamond" w:eastAsia="EB Garamond" w:hAnsi="EB Garamond" w:cs="EB Garamond"/>
+          <w:sz w:val="22"/>
+          <w:szCs w:val="22"/>
+        </w:rPr>
+        <w:t>A</w:t>
+      </w:r>
+      <w:r>
+        <w:rPr>
+          <w:rFonts w:ascii="EB Garamond" w:eastAsia="EB Garamond" w:hAnsi="EB Garamond" w:cs="EB Garamond"/>
+          <w:sz w:val="22"/>
+          <w:szCs w:val="22"/>
+        </w:rPr>
+        <w:t>dvanced SDG6 monitoring capacity by providing scalable, ML-driven infrastructure assessments for African nations.</w:t>
+      </w:r>
+    </w:p>
+    <w:p>
+      <w:pPr>
+        <w:rPr>
+          <w:rFonts w:ascii="EB Garamond" w:eastAsia="EB Garamond" w:hAnsi="EB Garamond" w:cs="EB Garamond"/>
+          <w:sz w:val="22"/>
+          <w:szCs w:val="22"/>
+        </w:rPr>
+      </w:pPr>
+      <w:r>
+        <w:rPr>
+          <w:rFonts w:ascii="EB Garamond" w:eastAsia="EB Garamond" w:hAnsi="EB Garamond" w:cs="EB Garamond"/>
+          <w:sz w:val="22"/>
+          <w:szCs w:val="22"/>
+        </w:rPr>
+        <w:t xml:space="preserve">Supervisor: Prof. </w:t>
+      </w:r>
+      <w:r>
+        <w:rPr>
+          <w:rFonts w:ascii="EB Garamond" w:eastAsia="EB Garamond" w:hAnsi="EB Garamond" w:cs="EB Garamond"/>
+          <w:sz w:val="22"/>
+          <w:szCs w:val="22"/>
+        </w:rPr>
+        <w:t>Charles Chang</w:t>
+      </w:r>
+      <w:r>
+        <w:rPr>
+          <w:rFonts w:ascii="EB Garamond" w:eastAsia="EB Garamond" w:hAnsi="EB Garamond" w:cs="EB Garamond"/>
+          <w:sz w:val="22"/>
+          <w:szCs w:val="22"/>
+        </w:rPr>
+        <w:tab/>
+      </w:r>
+      <w:r>
+        <w:rPr>
+          <w:rFonts w:ascii="EB Garamond" w:eastAsia="EB Garamond" w:hAnsi="EB Garamond" w:cs="EB Garamond"/>
+          <w:sz w:val="22"/>
+          <w:szCs w:val="22"/>
+        </w:rPr>
+        <w:tab/>
+      </w:r>
+      <w:r>
+        <w:rPr>
+          <w:rFonts w:ascii="EB Garamond" w:eastAsia="EB Garamond" w:hAnsi="EB Garamond" w:cs="EB Garamond"/>
+          <w:sz w:val="22"/>
+          <w:szCs w:val="22"/>
+        </w:rPr>
+        <w:tab/>
+      </w:r>
+      <w:r>
+        <w:rPr>
+          <w:rFonts w:ascii="EB Garamond" w:eastAsia="EB Garamond" w:hAnsi="EB Garamond" w:cs="EB Garamond"/>
+          <w:sz w:val="22"/>
+          <w:szCs w:val="22"/>
+        </w:rPr>
+        <w:tab/>
+      </w:r>
+      <w:r>
+        <w:rPr>
+          <w:rFonts w:ascii="EB Garamond" w:eastAsia="EB Garamond" w:hAnsi="EB Garamond" w:cs="EB Garamond"/>
+          <w:sz w:val="22"/>
+          <w:szCs w:val="22"/>
+        </w:rPr>
+        <w:tab/>
+      </w:r>
+      <w:r>
+        <w:rPr>
+          <w:rFonts w:ascii="EB Garamond" w:eastAsia="EB Garamond" w:hAnsi="EB Garamond" w:cs="EB Garamond"/>
+          <w:sz w:val="22"/>
+          <w:szCs w:val="22"/>
+        </w:rPr>
+        <w:tab/>
+      </w:r>
+      <w:r>
+        <w:rPr>
+          <w:rFonts w:ascii="EB Garamond" w:eastAsia="EB Garamond" w:hAnsi="EB Garamond" w:cs="EB Garamond"/>
+          <w:sz w:val="22"/>
+          <w:szCs w:val="22"/>
+        </w:rPr>
+        <w:tab/>
+      </w:r>
+      <w:r>
+        <w:rPr>
+          <w:rFonts w:ascii="EB Garamond" w:eastAsia="EB Garamond" w:hAnsi="EB Garamond" w:cs="EB Garamond"/>
+          <w:sz w:val="22"/>
+          <w:szCs w:val="22"/>
+        </w:rPr>
+        <w:tab/>
+        <w:t xml:space="preserve">             </w:t>
+      </w:r>
+      <w:r>
+        <w:rPr>
+          <w:rFonts w:ascii="EB Garamond" w:eastAsia="EB Garamond" w:hAnsi="EB Garamond" w:cs="EB Garamond"/>
+          <w:sz w:val="22"/>
+          <w:szCs w:val="22"/>
+        </w:rPr>
+        <w:t xml:space="preserve">  Jun 2024 – Present</w:t>
       </w:r>
     </w:p>
     <w:p>
@@ -1693,120 +1816,41 @@
         </w:numPr>
         <w:rPr>
           <w:rFonts w:ascii="EB Garamond" w:eastAsia="EB Garamond" w:hAnsi="EB Garamond" w:cs="EB Garamond"/>
-          <w:color w:val="000000" w:themeColor="text1"/>
-          <w:sz w:val="22"/>
-          <w:szCs w:val="22"/>
-        </w:rPr>
-      </w:pPr>
-      <w:r>
-        <w:rPr>
-          <w:rFonts w:ascii="EB Garamond" w:eastAsia="EB Garamond" w:hAnsi="EB Garamond" w:cs="EB Garamond"/>
-          <w:color w:val="000000" w:themeColor="text1"/>
-          <w:sz w:val="22"/>
-          <w:szCs w:val="22"/>
-        </w:rPr>
-        <w:t>F</w:t>
-      </w:r>
-      <w:r>
-        <w:rPr>
-          <w:rFonts w:ascii="EB Garamond" w:eastAsia="EB Garamond" w:hAnsi="EB Garamond" w:cs="EB Garamond"/>
-          <w:color w:val="000000" w:themeColor="text1"/>
-          <w:sz w:val="22"/>
-          <w:szCs w:val="22"/>
-        </w:rPr>
-        <w:t>indings presented at the Duke Climate+ Symposium (2024), supporting coastal wetland conservation policy.</w:t>
-      </w:r>
-    </w:p>
-    <w:p>
-      <w:pPr>
-        <w:rPr>
-          <w:rFonts w:ascii="EB Garamond" w:eastAsia="EB Garamond" w:hAnsi="EB Garamond" w:cs="EB Garamond"/>
-          <w:color w:val="000000" w:themeColor="text1"/>
-          <w:sz w:val="22"/>
-          <w:szCs w:val="22"/>
-        </w:rPr>
-      </w:pPr>
-      <w:r>
-        <w:rPr>
-          <w:rFonts w:ascii="EB Garamond" w:eastAsia="EB Garamond" w:hAnsi="EB Garamond" w:cs="EB Garamond"/>
-          <w:color w:val="000000" w:themeColor="text1"/>
-          <w:sz w:val="22"/>
-          <w:szCs w:val="22"/>
-        </w:rPr>
-        <w:t xml:space="preserve">Supervisor: Prof. Emily Bernhardt </w:t>
-      </w:r>
-      <w:r>
-        <w:rPr>
-          <w:rFonts w:ascii="EB Garamond" w:eastAsia="EB Garamond" w:hAnsi="EB Garamond" w:cs="EB Garamond"/>
-          <w:color w:val="000000" w:themeColor="text1"/>
-          <w:sz w:val="22"/>
-          <w:szCs w:val="22"/>
-        </w:rPr>
-        <w:tab/>
-      </w:r>
-      <w:r>
-        <w:rPr>
-          <w:rFonts w:ascii="EB Garamond" w:eastAsia="EB Garamond" w:hAnsi="EB Garamond" w:cs="EB Garamond"/>
-          <w:color w:val="000000" w:themeColor="text1"/>
-          <w:sz w:val="22"/>
-          <w:szCs w:val="22"/>
-        </w:rPr>
-        <w:tab/>
-      </w:r>
-      <w:r>
-        <w:rPr>
-          <w:rFonts w:ascii="EB Garamond" w:eastAsia="EB Garamond" w:hAnsi="EB Garamond" w:cs="EB Garamond"/>
-          <w:color w:val="000000" w:themeColor="text1"/>
-          <w:sz w:val="22"/>
-          <w:szCs w:val="22"/>
-        </w:rPr>
-        <w:tab/>
-      </w:r>
-      <w:r>
-        <w:rPr>
-          <w:rFonts w:ascii="EB Garamond" w:eastAsia="EB Garamond" w:hAnsi="EB Garamond" w:cs="EB Garamond"/>
-          <w:color w:val="000000" w:themeColor="text1"/>
-          <w:sz w:val="22"/>
-          <w:szCs w:val="22"/>
-        </w:rPr>
-        <w:tab/>
-      </w:r>
-      <w:r>
-        <w:rPr>
-          <w:rFonts w:ascii="EB Garamond" w:eastAsia="EB Garamond" w:hAnsi="EB Garamond" w:cs="EB Garamond"/>
-          <w:color w:val="000000" w:themeColor="text1"/>
-          <w:sz w:val="22"/>
-          <w:szCs w:val="22"/>
-        </w:rPr>
-        <w:tab/>
-      </w:r>
-      <w:r>
-        <w:rPr>
-          <w:rFonts w:ascii="EB Garamond" w:eastAsia="EB Garamond" w:hAnsi="EB Garamond" w:cs="EB Garamond"/>
-          <w:color w:val="000000" w:themeColor="text1"/>
-          <w:sz w:val="22"/>
-          <w:szCs w:val="22"/>
-        </w:rPr>
-        <w:tab/>
-      </w:r>
-      <w:r>
-        <w:rPr>
-          <w:rFonts w:ascii="EB Garamond" w:eastAsia="EB Garamond" w:hAnsi="EB Garamond" w:cs="EB Garamond"/>
-          <w:color w:val="000000" w:themeColor="text1"/>
-          <w:sz w:val="22"/>
-          <w:szCs w:val="22"/>
-        </w:rPr>
-        <w:tab/>
-        <w:t xml:space="preserve">           </w:t>
-      </w:r>
-      <w:r>
-        <w:rPr>
-          <w:rFonts w:ascii="EB Garamond" w:eastAsia="EB Garamond" w:hAnsi="EB Garamond" w:cs="EB Garamond"/>
-          <w:color w:val="000000" w:themeColor="text1"/>
-          <w:sz w:val="22"/>
-          <w:szCs w:val="22"/>
-        </w:rPr>
-        <w:t xml:space="preserve"> Jun 2023 - Aug 2023</w:t>
+          <w:sz w:val="22"/>
+          <w:szCs w:val="22"/>
+        </w:rPr>
+      </w:pPr>
+      <w:r>
+        <w:rPr>
+          <w:rFonts w:ascii="EB Garamond" w:eastAsia="EB Garamond" w:hAnsi="EB Garamond" w:cs="EB Garamond"/>
+          <w:sz w:val="22"/>
+          <w:szCs w:val="22"/>
+        </w:rPr>
+        <w:t>Designed a Transformer model achieving 94% accuracy in transport mode prediction</w:t>
+      </w:r>
+      <w:r>
+        <w:rPr>
+          <w:rFonts w:ascii="EB Garamond" w:eastAsia="EB Garamond" w:hAnsi="EB Garamond" w:cs="EB Garamond"/>
+          <w:sz w:val="22"/>
+          <w:szCs w:val="22"/>
+        </w:rPr>
+        <w:t xml:space="preserve">, </w:t>
+      </w:r>
+      <w:r>
+        <w:rPr>
+          <w:rFonts w:ascii="EB Garamond" w:eastAsia="EB Garamond" w:hAnsi="EB Garamond" w:cs="EB Garamond"/>
+          <w:sz w:val="22"/>
+          <w:szCs w:val="22"/>
+        </w:rPr>
+        <w:t>92% in trip purpose inference</w:t>
+      </w:r>
+      <w:r>
+        <w:rPr>
+          <w:rFonts w:ascii="EB Garamond" w:eastAsia="EB Garamond" w:hAnsi="EB Garamond" w:cs="EB Garamond"/>
+          <w:sz w:val="22"/>
+          <w:szCs w:val="22"/>
+        </w:rPr>
+        <w:t>.</w:t>
       </w:r>
     </w:p>
     <w:p>
@@ -1818,28 +1862,241 @@
         </w:numPr>
         <w:rPr>
           <w:rFonts w:ascii="EB Garamond" w:eastAsia="EB Garamond" w:hAnsi="EB Garamond" w:cs="EB Garamond"/>
+          <w:sz w:val="22"/>
+          <w:szCs w:val="22"/>
+        </w:rPr>
+      </w:pPr>
+      <w:r>
+        <w:rPr>
+          <w:rFonts w:ascii="EB Garamond" w:eastAsia="EB Garamond" w:hAnsi="EB Garamond" w:cs="EB Garamond"/>
+          <w:sz w:val="22"/>
+          <w:szCs w:val="22"/>
+        </w:rPr>
+        <w:t>D</w:t>
+      </w:r>
+      <w:r>
+        <w:rPr>
+          <w:rFonts w:ascii="EB Garamond" w:eastAsia="EB Garamond" w:hAnsi="EB Garamond" w:cs="EB Garamond"/>
+          <w:sz w:val="22"/>
+          <w:szCs w:val="22"/>
+        </w:rPr>
+        <w:t>eployed CarbonClever, a social platform promoting individual carbon footprint reduction through mobility insights.</w:t>
+      </w:r>
+    </w:p>
+    <w:p>
+      <w:pPr>
+        <w:rPr>
+          <w:rFonts w:ascii="EB Garamond" w:eastAsia="EB Garamond" w:hAnsi="EB Garamond" w:cs="EB Garamond"/>
+          <w:b/>
+          <w:bCs/>
           <w:color w:val="000000" w:themeColor="text1"/>
           <w:sz w:val="22"/>
           <w:szCs w:val="22"/>
         </w:rPr>
       </w:pPr>
-      <w:r>
+    </w:p>
+    <w:p>
+      <w:pPr>
         <w:rPr>
           <w:rFonts w:ascii="EB Garamond" w:eastAsia="EB Garamond" w:hAnsi="EB Garamond" w:cs="EB Garamond"/>
           <w:color w:val="000000" w:themeColor="text1"/>
           <w:sz w:val="22"/>
           <w:szCs w:val="22"/>
         </w:rPr>
-        <w:t>Developed a geospatial database of saltwater intrusion &amp; sea level rise in the North American Coastal Plain</w:t>
-      </w:r>
-      <w:r>
-        <w:rPr>
-          <w:rFonts w:ascii="EB Garamond" w:eastAsia="EB Garamond" w:hAnsi="EB Garamond" w:cs="EB Garamond"/>
+      </w:pPr>
+      <w:r>
+        <w:rPr>
+          <w:rFonts w:ascii="EB Garamond" w:eastAsia="EB Garamond" w:hAnsi="EB Garamond" w:cs="EB Garamond"/>
+          <w:b/>
+          <w:bCs/>
           <w:color w:val="000000" w:themeColor="text1"/>
           <w:sz w:val="22"/>
           <w:szCs w:val="22"/>
         </w:rPr>
-        <w:t>.</w:t>
+        <w:t xml:space="preserve">Research Fellow </w:t>
+      </w:r>
+      <w:r>
+        <w:rPr>
+          <w:rFonts w:ascii="EB Garamond" w:eastAsia="EB Garamond" w:hAnsi="EB Garamond" w:cs="EB Garamond"/>
+          <w:b/>
+          <w:bCs/>
+          <w:color w:val="000000" w:themeColor="text1"/>
+          <w:sz w:val="22"/>
+          <w:szCs w:val="22"/>
+        </w:rPr>
+        <w:tab/>
+      </w:r>
+      <w:r>
+        <w:rPr>
+          <w:rFonts w:ascii="EB Garamond" w:eastAsia="EB Garamond" w:hAnsi="EB Garamond" w:cs="EB Garamond"/>
+          <w:b/>
+          <w:bCs/>
+          <w:color w:val="000000" w:themeColor="text1"/>
+          <w:sz w:val="22"/>
+          <w:szCs w:val="22"/>
+        </w:rPr>
+        <w:tab/>
+      </w:r>
+      <w:r>
+        <w:rPr>
+          <w:rFonts w:ascii="EB Garamond" w:eastAsia="EB Garamond" w:hAnsi="EB Garamond" w:cs="EB Garamond"/>
+          <w:b/>
+          <w:bCs/>
+          <w:color w:val="000000" w:themeColor="text1"/>
+          <w:sz w:val="22"/>
+          <w:szCs w:val="22"/>
+        </w:rPr>
+        <w:tab/>
+      </w:r>
+      <w:r>
+        <w:rPr>
+          <w:rFonts w:ascii="EB Garamond" w:eastAsia="EB Garamond" w:hAnsi="EB Garamond" w:cs="EB Garamond"/>
+          <w:b/>
+          <w:bCs/>
+          <w:color w:val="000000" w:themeColor="text1"/>
+          <w:sz w:val="22"/>
+          <w:szCs w:val="22"/>
+        </w:rPr>
+        <w:tab/>
+      </w:r>
+      <w:r>
+        <w:rPr>
+          <w:rFonts w:ascii="EB Garamond" w:eastAsia="EB Garamond" w:hAnsi="EB Garamond" w:cs="EB Garamond"/>
+          <w:b/>
+          <w:bCs/>
+          <w:color w:val="000000" w:themeColor="text1"/>
+          <w:sz w:val="22"/>
+          <w:szCs w:val="22"/>
+        </w:rPr>
+        <w:tab/>
+      </w:r>
+      <w:r>
+        <w:rPr>
+          <w:rFonts w:ascii="EB Garamond" w:eastAsia="EB Garamond" w:hAnsi="EB Garamond" w:cs="EB Garamond"/>
+          <w:b/>
+          <w:bCs/>
+          <w:color w:val="000000" w:themeColor="text1"/>
+          <w:sz w:val="22"/>
+          <w:szCs w:val="22"/>
+        </w:rPr>
+        <w:tab/>
+      </w:r>
+      <w:r>
+        <w:rPr>
+          <w:rFonts w:ascii="EB Garamond" w:eastAsia="EB Garamond" w:hAnsi="EB Garamond" w:cs="EB Garamond"/>
+          <w:b/>
+          <w:bCs/>
+          <w:color w:val="000000" w:themeColor="text1"/>
+          <w:sz w:val="22"/>
+          <w:szCs w:val="22"/>
+        </w:rPr>
+        <w:tab/>
+      </w:r>
+      <w:r>
+        <w:rPr>
+          <w:rFonts w:ascii="EB Garamond" w:eastAsia="EB Garamond" w:hAnsi="EB Garamond" w:cs="EB Garamond"/>
+          <w:b/>
+          <w:bCs/>
+          <w:color w:val="000000" w:themeColor="text1"/>
+          <w:sz w:val="22"/>
+          <w:szCs w:val="22"/>
+        </w:rPr>
+        <w:tab/>
+        <w:t xml:space="preserve">   </w:t>
+      </w:r>
+      <w:r>
+        <w:rPr>
+          <w:rFonts w:ascii="EB Garamond" w:eastAsia="EB Garamond" w:hAnsi="EB Garamond" w:cs="EB Garamond"/>
+          <w:b/>
+          <w:bCs/>
+          <w:color w:val="000000" w:themeColor="text1"/>
+          <w:sz w:val="22"/>
+          <w:szCs w:val="22"/>
+        </w:rPr>
+        <w:t>Duke University, Durham, NC</w:t>
+      </w:r>
+    </w:p>
+    <w:p>
+      <w:pPr>
+        <w:rPr>
+          <w:rFonts w:ascii="EB Garamond" w:eastAsia="EB Garamond" w:hAnsi="EB Garamond" w:cs="EB Garamond"/>
+          <w:color w:val="000000" w:themeColor="text1"/>
+          <w:sz w:val="22"/>
+          <w:szCs w:val="22"/>
+        </w:rPr>
+      </w:pPr>
+      <w:r>
+        <w:rPr>
+          <w:rFonts w:ascii="EB Garamond" w:eastAsia="EB Garamond" w:hAnsi="EB Garamond" w:cs="EB Garamond"/>
+          <w:color w:val="000000" w:themeColor="text1"/>
+          <w:sz w:val="22"/>
+          <w:szCs w:val="22"/>
+        </w:rPr>
+        <w:t xml:space="preserve">Supervisors: Prof. Wenhong Li &amp; Prof. Ding Ma </w:t>
+      </w:r>
+      <w:r>
+        <w:rPr>
+          <w:rFonts w:ascii="EB Garamond" w:eastAsia="EB Garamond" w:hAnsi="EB Garamond" w:cs="EB Garamond"/>
+          <w:color w:val="000000" w:themeColor="text1"/>
+          <w:sz w:val="22"/>
+          <w:szCs w:val="22"/>
+        </w:rPr>
+        <w:tab/>
+      </w:r>
+      <w:r>
+        <w:rPr>
+          <w:rFonts w:ascii="EB Garamond" w:eastAsia="EB Garamond" w:hAnsi="EB Garamond" w:cs="EB Garamond"/>
+          <w:color w:val="000000" w:themeColor="text1"/>
+          <w:sz w:val="22"/>
+          <w:szCs w:val="22"/>
+        </w:rPr>
+        <w:tab/>
+      </w:r>
+      <w:r>
+        <w:rPr>
+          <w:rFonts w:ascii="EB Garamond" w:eastAsia="EB Garamond" w:hAnsi="EB Garamond" w:cs="EB Garamond"/>
+          <w:color w:val="000000" w:themeColor="text1"/>
+          <w:sz w:val="22"/>
+          <w:szCs w:val="22"/>
+        </w:rPr>
+        <w:tab/>
+      </w:r>
+      <w:r>
+        <w:rPr>
+          <w:rFonts w:ascii="EB Garamond" w:eastAsia="EB Garamond" w:hAnsi="EB Garamond" w:cs="EB Garamond"/>
+          <w:color w:val="000000" w:themeColor="text1"/>
+          <w:sz w:val="22"/>
+          <w:szCs w:val="22"/>
+        </w:rPr>
+        <w:tab/>
+      </w:r>
+      <w:r>
+        <w:rPr>
+          <w:rFonts w:ascii="EB Garamond" w:eastAsia="EB Garamond" w:hAnsi="EB Garamond" w:cs="EB Garamond"/>
+          <w:color w:val="000000" w:themeColor="text1"/>
+          <w:sz w:val="22"/>
+          <w:szCs w:val="22"/>
+        </w:rPr>
+        <w:tab/>
+      </w:r>
+      <w:r>
+        <w:rPr>
+          <w:rFonts w:ascii="EB Garamond" w:eastAsia="EB Garamond" w:hAnsi="EB Garamond" w:cs="EB Garamond"/>
+          <w:color w:val="000000" w:themeColor="text1"/>
+          <w:sz w:val="22"/>
+          <w:szCs w:val="22"/>
+        </w:rPr>
+        <w:tab/>
+        <w:t xml:space="preserve">            </w:t>
+      </w:r>
+      <w:r>
+        <w:rPr>
+          <w:rFonts w:ascii="EB Garamond" w:eastAsia="EB Garamond" w:hAnsi="EB Garamond" w:cs="EB Garamond"/>
+          <w:color w:val="000000" w:themeColor="text1"/>
+          <w:sz w:val="22"/>
+          <w:szCs w:val="22"/>
+        </w:rPr>
+        <w:t>Jun 2024 - Aug 2024</w:t>
       </w:r>
     </w:p>
     <w:p>
@@ -1863,6 +2120,197 @@
           <w:sz w:val="22"/>
           <w:szCs w:val="22"/>
         </w:rPr>
+        <w:t>Applied Vision Transformers on Sentinel-2 &amp; Landsat imagery to detect invasive salt marsh species at landscape scale</w:t>
+      </w:r>
+      <w:r>
+        <w:rPr>
+          <w:rFonts w:ascii="EB Garamond" w:eastAsia="EB Garamond" w:hAnsi="EB Garamond" w:cs="EB Garamond"/>
+          <w:color w:val="000000" w:themeColor="text1"/>
+          <w:sz w:val="22"/>
+          <w:szCs w:val="22"/>
+        </w:rPr>
+        <w:t>.</w:t>
+      </w:r>
+    </w:p>
+    <w:p>
+      <w:pPr>
+        <w:pStyle w:val="ListParagraph"/>
+        <w:numPr>
+          <w:ilvl w:val="0"/>
+          <w:numId w:val="6"/>
+        </w:numPr>
+        <w:rPr>
+          <w:rFonts w:ascii="EB Garamond" w:eastAsia="EB Garamond" w:hAnsi="EB Garamond" w:cs="EB Garamond"/>
+          <w:color w:val="000000" w:themeColor="text1"/>
+          <w:sz w:val="22"/>
+          <w:szCs w:val="22"/>
+        </w:rPr>
+      </w:pPr>
+      <w:r>
+        <w:rPr>
+          <w:rFonts w:ascii="EB Garamond" w:eastAsia="EB Garamond" w:hAnsi="EB Garamond" w:cs="EB Garamond"/>
+          <w:color w:val="000000" w:themeColor="text1"/>
+          <w:sz w:val="22"/>
+          <w:szCs w:val="22"/>
+        </w:rPr>
+        <w:t>F</w:t>
+      </w:r>
+      <w:r>
+        <w:rPr>
+          <w:rFonts w:ascii="EB Garamond" w:eastAsia="EB Garamond" w:hAnsi="EB Garamond" w:cs="EB Garamond"/>
+          <w:color w:val="000000" w:themeColor="text1"/>
+          <w:sz w:val="22"/>
+          <w:szCs w:val="22"/>
+        </w:rPr>
+        <w:t>indings presented at the Duke Climate+ Symposium (2024), supporting coastal wetland conservation policy.</w:t>
+      </w:r>
+    </w:p>
+    <w:p>
+      <w:pPr>
+        <w:rPr>
+          <w:rFonts w:ascii="EB Garamond" w:eastAsia="EB Garamond" w:hAnsi="EB Garamond" w:cs="EB Garamond"/>
+          <w:color w:val="000000" w:themeColor="text1"/>
+          <w:sz w:val="22"/>
+          <w:szCs w:val="22"/>
+        </w:rPr>
+      </w:pPr>
+      <w:r>
+        <w:rPr>
+          <w:rFonts w:ascii="EB Garamond" w:eastAsia="EB Garamond" w:hAnsi="EB Garamond" w:cs="EB Garamond"/>
+          <w:color w:val="000000" w:themeColor="text1"/>
+          <w:sz w:val="22"/>
+          <w:szCs w:val="22"/>
+        </w:rPr>
+        <w:t xml:space="preserve">Supervisor: Prof. Emily Bernhardt </w:t>
+      </w:r>
+      <w:r>
+        <w:rPr>
+          <w:rFonts w:ascii="EB Garamond" w:eastAsia="EB Garamond" w:hAnsi="EB Garamond" w:cs="EB Garamond"/>
+          <w:color w:val="000000" w:themeColor="text1"/>
+          <w:sz w:val="22"/>
+          <w:szCs w:val="22"/>
+        </w:rPr>
+        <w:tab/>
+      </w:r>
+      <w:r>
+        <w:rPr>
+          <w:rFonts w:ascii="EB Garamond" w:eastAsia="EB Garamond" w:hAnsi="EB Garamond" w:cs="EB Garamond"/>
+          <w:color w:val="000000" w:themeColor="text1"/>
+          <w:sz w:val="22"/>
+          <w:szCs w:val="22"/>
+        </w:rPr>
+        <w:tab/>
+      </w:r>
+      <w:r>
+        <w:rPr>
+          <w:rFonts w:ascii="EB Garamond" w:eastAsia="EB Garamond" w:hAnsi="EB Garamond" w:cs="EB Garamond"/>
+          <w:color w:val="000000" w:themeColor="text1"/>
+          <w:sz w:val="22"/>
+          <w:szCs w:val="22"/>
+        </w:rPr>
+        <w:tab/>
+      </w:r>
+      <w:r>
+        <w:rPr>
+          <w:rFonts w:ascii="EB Garamond" w:eastAsia="EB Garamond" w:hAnsi="EB Garamond" w:cs="EB Garamond"/>
+          <w:color w:val="000000" w:themeColor="text1"/>
+          <w:sz w:val="22"/>
+          <w:szCs w:val="22"/>
+        </w:rPr>
+        <w:tab/>
+      </w:r>
+      <w:r>
+        <w:rPr>
+          <w:rFonts w:ascii="EB Garamond" w:eastAsia="EB Garamond" w:hAnsi="EB Garamond" w:cs="EB Garamond"/>
+          <w:color w:val="000000" w:themeColor="text1"/>
+          <w:sz w:val="22"/>
+          <w:szCs w:val="22"/>
+        </w:rPr>
+        <w:tab/>
+      </w:r>
+      <w:r>
+        <w:rPr>
+          <w:rFonts w:ascii="EB Garamond" w:eastAsia="EB Garamond" w:hAnsi="EB Garamond" w:cs="EB Garamond"/>
+          <w:color w:val="000000" w:themeColor="text1"/>
+          <w:sz w:val="22"/>
+          <w:szCs w:val="22"/>
+        </w:rPr>
+        <w:tab/>
+      </w:r>
+      <w:r>
+        <w:rPr>
+          <w:rFonts w:ascii="EB Garamond" w:eastAsia="EB Garamond" w:hAnsi="EB Garamond" w:cs="EB Garamond"/>
+          <w:color w:val="000000" w:themeColor="text1"/>
+          <w:sz w:val="22"/>
+          <w:szCs w:val="22"/>
+        </w:rPr>
+        <w:tab/>
+        <w:t xml:space="preserve">           </w:t>
+      </w:r>
+      <w:r>
+        <w:rPr>
+          <w:rFonts w:ascii="EB Garamond" w:eastAsia="EB Garamond" w:hAnsi="EB Garamond" w:cs="EB Garamond"/>
+          <w:color w:val="000000" w:themeColor="text1"/>
+          <w:sz w:val="22"/>
+          <w:szCs w:val="22"/>
+        </w:rPr>
+        <w:t xml:space="preserve"> Jun 2023 - Aug 2023</w:t>
+      </w:r>
+    </w:p>
+    <w:p>
+      <w:pPr>
+        <w:pStyle w:val="ListParagraph"/>
+        <w:numPr>
+          <w:ilvl w:val="0"/>
+          <w:numId w:val="6"/>
+        </w:numPr>
+        <w:rPr>
+          <w:rFonts w:ascii="EB Garamond" w:eastAsia="EB Garamond" w:hAnsi="EB Garamond" w:cs="EB Garamond"/>
+          <w:color w:val="000000" w:themeColor="text1"/>
+          <w:sz w:val="22"/>
+          <w:szCs w:val="22"/>
+        </w:rPr>
+      </w:pPr>
+      <w:r>
+        <w:rPr>
+          <w:rFonts w:ascii="EB Garamond" w:eastAsia="EB Garamond" w:hAnsi="EB Garamond" w:cs="EB Garamond"/>
+          <w:color w:val="000000" w:themeColor="text1"/>
+          <w:sz w:val="22"/>
+          <w:szCs w:val="22"/>
+        </w:rPr>
+        <w:t>Developed a geospatial database of saltwater intrusion &amp; sea level rise in the North American Coastal Plain</w:t>
+      </w:r>
+      <w:r>
+        <w:rPr>
+          <w:rFonts w:ascii="EB Garamond" w:eastAsia="EB Garamond" w:hAnsi="EB Garamond" w:cs="EB Garamond"/>
+          <w:color w:val="000000" w:themeColor="text1"/>
+          <w:sz w:val="22"/>
+          <w:szCs w:val="22"/>
+        </w:rPr>
+        <w:t>.</w:t>
+      </w:r>
+    </w:p>
+    <w:p>
+      <w:pPr>
+        <w:pStyle w:val="ListParagraph"/>
+        <w:numPr>
+          <w:ilvl w:val="0"/>
+          <w:numId w:val="6"/>
+        </w:numPr>
+        <w:rPr>
+          <w:rFonts w:ascii="EB Garamond" w:eastAsia="EB Garamond" w:hAnsi="EB Garamond" w:cs="EB Garamond"/>
+          <w:color w:val="000000" w:themeColor="text1"/>
+          <w:sz w:val="22"/>
+          <w:szCs w:val="22"/>
+        </w:rPr>
+      </w:pPr>
+      <w:r>
+        <w:rPr>
+          <w:rFonts w:ascii="EB Garamond" w:eastAsia="EB Garamond" w:hAnsi="EB Garamond" w:cs="EB Garamond"/>
+          <w:color w:val="000000" w:themeColor="text1"/>
+          <w:sz w:val="22"/>
+          <w:szCs w:val="22"/>
+        </w:rPr>
         <w:t>A</w:t>
       </w:r>
       <w:r>
@@ -1874,15 +2322,6 @@
         </w:rPr>
         <w:t>pplied NLP (BERT) on 1,000+ articles to extract trends; delivered insights via an interactive ArcGIS platform.</w:t>
       </w:r>
-    </w:p>
-    <w:p>
-      <w:pPr>
-        <w:rPr>
-          <w:rFonts w:ascii="EB Garamond" w:eastAsia="EB Garamond" w:hAnsi="EB Garamond" w:cs="EB Garamond"/>
-          <w:sz w:val="22"/>
-          <w:szCs w:val="22"/>
-        </w:rPr>
-      </w:pPr>
     </w:p>
     <w:p>
       <w:pPr>
@@ -1903,6 +2342,7 @@
           <w:sz w:val="22"/>
           <w:szCs w:val="22"/>
         </w:rPr>
+        <w:lastRenderedPageBreak/>
         <w:t>PUBLICATIONS AND PREPRINTS</w:t>
       </w:r>
     </w:p>
@@ -2040,17 +2480,6 @@
         </w:rPr>
         <w:t xml:space="preserve"> (under review).</w:t>
       </w:r>
-    </w:p>
-    <w:p>
-      <w:pPr>
-        <w:pStyle w:val="ListParagraph"/>
-        <w:ind w:left="216"/>
-        <w:rPr>
-          <w:rFonts w:ascii="EB Garamond" w:eastAsia="EB Garamond" w:hAnsi="EB Garamond" w:cs="EB Garamond"/>
-          <w:sz w:val="22"/>
-          <w:szCs w:val="22"/>
-        </w:rPr>
-      </w:pPr>
     </w:p>
     <w:p>
       <w:pPr>
@@ -2357,36 +2786,40 @@
     </w:p>
     <w:p>
       <w:pPr>
-        <w:rPr>
-          <w:rFonts w:ascii="EB Garamond" w:eastAsia="EB Garamond" w:hAnsi="EB Garamond" w:cs="EB Garamond"/>
-          <w:sz w:val="22"/>
-          <w:szCs w:val="22"/>
-        </w:rPr>
-      </w:pPr>
-      <w:r>
-        <w:rPr>
-          <w:rFonts w:ascii="EB Garamond" w:eastAsia="EB Garamond" w:hAnsi="EB Garamond" w:cs="EB Garamond"/>
-          <w:sz w:val="22"/>
-          <w:szCs w:val="22"/>
-        </w:rPr>
-        <w:t>Built dashboards providing real-time HR metrics to support leadership decision-making.</w:t>
-      </w:r>
-    </w:p>
-    <w:p>
-      <w:pPr>
-        <w:rPr>
-          <w:rFonts w:ascii="EB Garamond" w:eastAsia="EB Garamond" w:hAnsi="EB Garamond" w:cs="EB Garamond"/>
-          <w:sz w:val="22"/>
-          <w:szCs w:val="22"/>
-        </w:rPr>
-      </w:pPr>
-      <w:r>
-        <w:rPr>
-          <w:rFonts w:ascii="EB Garamond" w:eastAsia="EB Garamond" w:hAnsi="EB Garamond" w:cs="EB Garamond"/>
-          <w:sz w:val="22"/>
-          <w:szCs w:val="22"/>
-        </w:rPr>
-        <w:t>Deployed solution in Morocco branch, later scaled to all African branches.</w:t>
+        <w:pStyle w:val="ListParagraph"/>
+        <w:numPr>
+          <w:ilvl w:val="0"/>
+          <w:numId w:val="7"/>
+        </w:numPr>
+        <w:rPr>
+          <w:rFonts w:ascii="EB Garamond" w:eastAsia="EB Garamond" w:hAnsi="EB Garamond" w:cs="EB Garamond"/>
+          <w:sz w:val="22"/>
+          <w:szCs w:val="22"/>
+        </w:rPr>
+      </w:pPr>
+      <w:r>
+        <w:rPr>
+          <w:rFonts w:ascii="EB Garamond" w:eastAsia="EB Garamond" w:hAnsi="EB Garamond" w:cs="EB Garamond"/>
+          <w:sz w:val="22"/>
+          <w:szCs w:val="22"/>
+        </w:rPr>
+        <w:t>Built dashboards providing real-time HR metrics to support leadership decision-making</w:t>
+      </w:r>
+      <w:r>
+        <w:rPr>
+          <w:rFonts w:ascii="EB Garamond" w:eastAsia="EB Garamond" w:hAnsi="EB Garamond" w:cs="EB Garamond"/>
+          <w:sz w:val="22"/>
+          <w:szCs w:val="22"/>
+        </w:rPr>
+        <w:t xml:space="preserve">; scaled </w:t>
+      </w:r>
+      <w:r>
+        <w:rPr>
+          <w:rFonts w:ascii="EB Garamond" w:eastAsia="EB Garamond" w:hAnsi="EB Garamond" w:cs="EB Garamond"/>
+          <w:sz w:val="22"/>
+          <w:szCs w:val="22"/>
+        </w:rPr>
+        <w:t>to all African branches.</w:t>
       </w:r>
     </w:p>
     <w:p>
@@ -2519,6 +2952,11 @@
     </w:p>
     <w:p>
       <w:pPr>
+        <w:pStyle w:val="ListParagraph"/>
+        <w:numPr>
+          <w:ilvl w:val="0"/>
+          <w:numId w:val="7"/>
+        </w:numPr>
         <w:rPr>
           <w:rFonts w:ascii="EB Garamond" w:eastAsia="EB Garamond" w:hAnsi="EB Garamond" w:cs="EB Garamond"/>
           <w:sz w:val="22"/>
@@ -2536,6 +2974,11 @@
     </w:p>
     <w:p>
       <w:pPr>
+        <w:pStyle w:val="ListParagraph"/>
+        <w:numPr>
+          <w:ilvl w:val="0"/>
+          <w:numId w:val="7"/>
+        </w:numPr>
         <w:rPr>
           <w:rFonts w:ascii="EB Garamond" w:eastAsia="EB Garamond" w:hAnsi="EB Garamond" w:cs="EB Garamond"/>
           <w:sz w:val="22"/>
@@ -2688,6 +3131,11 @@
     </w:p>
     <w:p>
       <w:pPr>
+        <w:pStyle w:val="ListParagraph"/>
+        <w:numPr>
+          <w:ilvl w:val="0"/>
+          <w:numId w:val="7"/>
+        </w:numPr>
         <w:rPr>
           <w:rFonts w:ascii="EB Garamond" w:eastAsia="EB Garamond" w:hAnsi="EB Garamond" w:cs="EB Garamond"/>
           <w:sz w:val="22"/>
@@ -3279,6 +3727,8 @@
     </w:p>
     <w:p>
       <w:pPr>
+        <w:pStyle w:val="ListParagraph"/>
+        <w:ind w:left="216"/>
         <w:rPr>
           <w:rFonts w:ascii="EB Garamond" w:eastAsia="EB Garamond" w:hAnsi="EB Garamond" w:cs="EB Garamond"/>
           <w:bCs/>
@@ -3353,7 +3803,16 @@
           <w:sz w:val="22"/>
           <w:szCs w:val="22"/>
         </w:rPr>
-        <w:t>TECHNICAL SKILLS</w:t>
+        <w:t xml:space="preserve">TECHNICAL </w:t>
+      </w:r>
+      <w:r>
+        <w:rPr>
+          <w:rFonts w:ascii="EB Garamond" w:eastAsia="EB Garamond" w:hAnsi="EB Garamond" w:cs="EB Garamond"/>
+          <w:bCs/>
+          <w:sz w:val="22"/>
+          <w:szCs w:val="22"/>
+        </w:rPr>
+        <w:t>SKILLS</w:t>
       </w:r>
     </w:p>
     <w:p>
@@ -3459,7 +3918,7 @@
           <w:sz w:val="22"/>
           <w:szCs w:val="22"/>
         </w:rPr>
-        <w:t xml:space="preserve">, </w:t>
+        <w:t>, Langchain</w:t>
       </w:r>
     </w:p>
     <w:p>
@@ -3486,17 +3945,8 @@
           <w:sz w:val="22"/>
           <w:szCs w:val="22"/>
         </w:rPr>
-        <w:t xml:space="preserve">HPC workflows, Data Pipelines, NLP (BERT, RAG-LLMs) </w:t>
-      </w:r>
-    </w:p>
-    <w:p>
-      <w:pPr>
-        <w:rPr>
-          <w:rFonts w:ascii="EB Garamond" w:eastAsia="EB Garamond" w:hAnsi="EB Garamond" w:cs="EB Garamond"/>
-          <w:sz w:val="22"/>
-          <w:szCs w:val="22"/>
-        </w:rPr>
-      </w:pPr>
+        <w:t>HPC workflows, Data Pipelines, NLP (BERT, RAG-LLMs)</w:t>
+      </w:r>
     </w:p>
     <w:p>
       <w:pPr>
@@ -3510,14 +3960,36 @@
           <w:szCs w:val="22"/>
         </w:rPr>
       </w:pPr>
-      <w:r>
-        <w:rPr>
-          <w:rFonts w:ascii="EB Garamond" w:eastAsia="EB Garamond" w:hAnsi="EB Garamond" w:cs="EB Garamond"/>
-          <w:bCs/>
-          <w:sz w:val="22"/>
-          <w:szCs w:val="22"/>
-        </w:rPr>
-        <w:t>LANGUAGES</w:t>
+    </w:p>
+    <w:p>
+      <w:pPr>
+        <w:pBdr>
+          <w:bottom w:val="single" w:sz="12" w:space="1" w:color="auto"/>
+        </w:pBdr>
+        <w:rPr>
+          <w:rFonts w:ascii="EB Garamond" w:eastAsia="EB Garamond" w:hAnsi="EB Garamond" w:cs="EB Garamond"/>
+          <w:bCs/>
+          <w:sz w:val="22"/>
+          <w:szCs w:val="22"/>
+        </w:rPr>
+      </w:pPr>
+      <w:r>
+        <w:rPr>
+          <w:rFonts w:ascii="EB Garamond" w:eastAsia="EB Garamond" w:hAnsi="EB Garamond" w:cs="EB Garamond"/>
+          <w:bCs/>
+          <w:sz w:val="22"/>
+          <w:szCs w:val="22"/>
+        </w:rPr>
+        <w:t xml:space="preserve">TECHNICAL </w:t>
+      </w:r>
+      <w:r>
+        <w:rPr>
+          <w:rFonts w:ascii="EB Garamond" w:eastAsia="EB Garamond" w:hAnsi="EB Garamond" w:cs="EB Garamond"/>
+          <w:bCs/>
+          <w:sz w:val="22"/>
+          <w:szCs w:val="22"/>
+        </w:rPr>
+        <w:t>SKILLS</w:t>
       </w:r>
     </w:p>
     <w:p>
@@ -3536,15 +4008,14 @@
         </w:rPr>
         <w:t>Arabic (native)</w:t>
       </w:r>
-    </w:p>
-    <w:p>
-      <w:pPr>
-        <w:rPr>
-          <w:rFonts w:ascii="EB Garamond" w:eastAsia="EB Garamond" w:hAnsi="EB Garamond" w:cs="EB Garamond"/>
-          <w:sz w:val="22"/>
-          <w:szCs w:val="22"/>
-        </w:rPr>
-      </w:pPr>
+      <w:r>
+        <w:rPr>
+          <w:rFonts w:ascii="EB Garamond" w:eastAsia="EB Garamond" w:hAnsi="EB Garamond" w:cs="EB Garamond"/>
+          <w:sz w:val="22"/>
+          <w:szCs w:val="22"/>
+        </w:rPr>
+        <w:t xml:space="preserve">; </w:t>
+      </w:r>
       <w:r>
         <w:rPr>
           <w:rFonts w:ascii="EB Garamond" w:eastAsia="EB Garamond" w:hAnsi="EB Garamond" w:cs="EB Garamond"/>
@@ -3553,15 +4024,14 @@
         </w:rPr>
         <w:t>French (fluent)</w:t>
       </w:r>
-    </w:p>
-    <w:p>
-      <w:pPr>
-        <w:rPr>
-          <w:rFonts w:ascii="EB Garamond" w:eastAsia="EB Garamond" w:hAnsi="EB Garamond" w:cs="EB Garamond"/>
-          <w:sz w:val="22"/>
-          <w:szCs w:val="22"/>
-        </w:rPr>
-      </w:pPr>
+      <w:r>
+        <w:rPr>
+          <w:rFonts w:ascii="EB Garamond" w:eastAsia="EB Garamond" w:hAnsi="EB Garamond" w:cs="EB Garamond"/>
+          <w:sz w:val="22"/>
+          <w:szCs w:val="22"/>
+        </w:rPr>
+        <w:t xml:space="preserve">; </w:t>
+      </w:r>
       <w:r>
         <w:rPr>
           <w:rFonts w:ascii="EB Garamond" w:eastAsia="EB Garamond" w:hAnsi="EB Garamond" w:cs="EB Garamond"/>
@@ -3570,15 +4040,14 @@
         </w:rPr>
         <w:t>English (fluent)</w:t>
       </w:r>
-    </w:p>
-    <w:p>
-      <w:pPr>
-        <w:rPr>
-          <w:rFonts w:ascii="EB Garamond" w:eastAsia="EB Garamond" w:hAnsi="EB Garamond" w:cs="EB Garamond"/>
-          <w:sz w:val="22"/>
-          <w:szCs w:val="22"/>
-        </w:rPr>
-      </w:pPr>
+      <w:r>
+        <w:rPr>
+          <w:rFonts w:ascii="EB Garamond" w:eastAsia="EB Garamond" w:hAnsi="EB Garamond" w:cs="EB Garamond"/>
+          <w:sz w:val="22"/>
+          <w:szCs w:val="22"/>
+        </w:rPr>
+        <w:t xml:space="preserve">; </w:t>
+      </w:r>
       <w:r>
         <w:rPr>
           <w:rFonts w:ascii="EB Garamond" w:eastAsia="EB Garamond" w:hAnsi="EB Garamond" w:cs="EB Garamond"/>
@@ -3603,15 +4072,14 @@
         </w:rPr>
         <w:t>)</w:t>
       </w:r>
-    </w:p>
-    <w:p>
-      <w:pPr>
-        <w:rPr>
-          <w:rFonts w:ascii="EB Garamond" w:eastAsia="EB Garamond" w:hAnsi="EB Garamond" w:cs="EB Garamond"/>
-          <w:sz w:val="22"/>
-          <w:szCs w:val="22"/>
-        </w:rPr>
-      </w:pPr>
+      <w:r>
+        <w:rPr>
+          <w:rFonts w:ascii="EB Garamond" w:eastAsia="EB Garamond" w:hAnsi="EB Garamond" w:cs="EB Garamond"/>
+          <w:sz w:val="22"/>
+          <w:szCs w:val="22"/>
+        </w:rPr>
+        <w:t xml:space="preserve">; </w:t>
+      </w:r>
       <w:r>
         <w:rPr>
           <w:rFonts w:ascii="EB Garamond" w:eastAsia="EB Garamond" w:hAnsi="EB Garamond" w:cs="EB Garamond"/>

--- a/projects/cv.docx
+++ b/projects/cv.docx
@@ -755,38 +755,78 @@
           <w:sz w:val="22"/>
           <w:szCs w:val="22"/>
         </w:rPr>
-        <w:t>Research Intern</w:t>
-      </w:r>
-      <w:r>
-        <w:rPr>
-          <w:rFonts w:ascii="EB Garamond" w:eastAsia="EB Garamond" w:hAnsi="EB Garamond" w:cs="EB Garamond"/>
-          <w:b/>
-          <w:bCs/>
-          <w:sz w:val="22"/>
-          <w:szCs w:val="22"/>
-        </w:rPr>
-        <w:tab/>
-      </w:r>
-      <w:r>
-        <w:rPr>
-          <w:rFonts w:ascii="EB Garamond" w:eastAsia="EB Garamond" w:hAnsi="EB Garamond" w:cs="EB Garamond"/>
-          <w:b/>
-          <w:bCs/>
-          <w:sz w:val="22"/>
-          <w:szCs w:val="22"/>
-        </w:rPr>
-        <w:tab/>
-      </w:r>
-      <w:r>
-        <w:rPr>
-          <w:rFonts w:ascii="EB Garamond" w:eastAsia="EB Garamond" w:hAnsi="EB Garamond" w:cs="EB Garamond"/>
-          <w:b/>
-          <w:bCs/>
-          <w:sz w:val="22"/>
-          <w:szCs w:val="22"/>
-        </w:rPr>
-        <w:tab/>
-        <w:t xml:space="preserve">                     </w:t>
+        <w:t xml:space="preserve">Graduate </w:t>
+      </w:r>
+      <w:r>
+        <w:rPr>
+          <w:rFonts w:ascii="EB Garamond" w:eastAsia="EB Garamond" w:hAnsi="EB Garamond" w:cs="EB Garamond"/>
+          <w:b/>
+          <w:bCs/>
+          <w:sz w:val="22"/>
+          <w:szCs w:val="22"/>
+        </w:rPr>
+        <w:t>Research</w:t>
+      </w:r>
+      <w:r>
+        <w:rPr>
+          <w:rFonts w:ascii="EB Garamond" w:eastAsia="EB Garamond" w:hAnsi="EB Garamond" w:cs="EB Garamond"/>
+          <w:b/>
+          <w:bCs/>
+          <w:sz w:val="22"/>
+          <w:szCs w:val="22"/>
+        </w:rPr>
+        <w:t xml:space="preserve"> Assistant</w:t>
+      </w:r>
+      <w:r>
+        <w:rPr>
+          <w:rFonts w:ascii="EB Garamond" w:eastAsia="EB Garamond" w:hAnsi="EB Garamond" w:cs="EB Garamond"/>
+          <w:b/>
+          <w:bCs/>
+          <w:sz w:val="22"/>
+          <w:szCs w:val="22"/>
+        </w:rPr>
+        <w:tab/>
+      </w:r>
+      <w:r>
+        <w:rPr>
+          <w:rFonts w:ascii="EB Garamond" w:eastAsia="EB Garamond" w:hAnsi="EB Garamond" w:cs="EB Garamond"/>
+          <w:b/>
+          <w:bCs/>
+          <w:sz w:val="22"/>
+          <w:szCs w:val="22"/>
+        </w:rPr>
+        <w:tab/>
+      </w:r>
+      <w:r>
+        <w:rPr>
+          <w:rFonts w:ascii="EB Garamond" w:eastAsia="EB Garamond" w:hAnsi="EB Garamond" w:cs="EB Garamond"/>
+          <w:b/>
+          <w:bCs/>
+          <w:sz w:val="22"/>
+          <w:szCs w:val="22"/>
+        </w:rPr>
+        <w:tab/>
+        <w:t xml:space="preserve">     </w:t>
+      </w:r>
+      <w:r>
+        <w:rPr>
+          <w:rFonts w:ascii="EB Garamond" w:eastAsia="EB Garamond" w:hAnsi="EB Garamond" w:cs="EB Garamond"/>
+          <w:b/>
+          <w:bCs/>
+          <w:sz w:val="22"/>
+          <w:szCs w:val="22"/>
+        </w:rPr>
+        <w:t xml:space="preserve"> </w:t>
+      </w:r>
+      <w:r>
+        <w:rPr>
+          <w:rFonts w:ascii="EB Garamond" w:eastAsia="EB Garamond" w:hAnsi="EB Garamond" w:cs="EB Garamond"/>
+          <w:b/>
+          <w:bCs/>
+          <w:sz w:val="22"/>
+          <w:szCs w:val="22"/>
+        </w:rPr>
+        <w:t xml:space="preserve"> </w:t>
       </w:r>
       <w:r>
         <w:rPr>
@@ -1090,210 +1130,176 @@
           <w:sz w:val="22"/>
           <w:szCs w:val="22"/>
         </w:rPr>
+        <w:t xml:space="preserve"> Assistant</w:t>
+      </w:r>
+      <w:r>
+        <w:rPr>
+          <w:rFonts w:ascii="EB Garamond" w:eastAsia="EB Garamond" w:hAnsi="EB Garamond" w:cs="EB Garamond"/>
+          <w:sz w:val="22"/>
+          <w:szCs w:val="22"/>
+        </w:rPr>
+        <w:tab/>
+      </w:r>
+      <w:r>
+        <w:rPr>
+          <w:rFonts w:ascii="EB Garamond" w:eastAsia="EB Garamond" w:hAnsi="EB Garamond" w:cs="EB Garamond"/>
+          <w:sz w:val="22"/>
+          <w:szCs w:val="22"/>
+        </w:rPr>
+        <w:tab/>
+      </w:r>
+      <w:r>
+        <w:rPr>
+          <w:rFonts w:ascii="EB Garamond" w:eastAsia="EB Garamond" w:hAnsi="EB Garamond" w:cs="EB Garamond"/>
+          <w:sz w:val="22"/>
+          <w:szCs w:val="22"/>
+        </w:rPr>
+        <w:tab/>
+      </w:r>
+      <w:r>
+        <w:rPr>
+          <w:rFonts w:ascii="EB Garamond" w:eastAsia="EB Garamond" w:hAnsi="EB Garamond" w:cs="EB Garamond"/>
+          <w:sz w:val="22"/>
+          <w:szCs w:val="22"/>
+        </w:rPr>
+        <w:tab/>
+      </w:r>
+      <w:r>
+        <w:rPr>
+          <w:rFonts w:ascii="EB Garamond" w:eastAsia="EB Garamond" w:hAnsi="EB Garamond" w:cs="EB Garamond"/>
+          <w:sz w:val="22"/>
+          <w:szCs w:val="22"/>
+        </w:rPr>
+        <w:tab/>
+        <w:t xml:space="preserve">                                    </w:t>
+      </w:r>
+      <w:r>
+        <w:rPr>
+          <w:rFonts w:ascii="EB Garamond" w:eastAsia="EB Garamond" w:hAnsi="EB Garamond" w:cs="EB Garamond"/>
+          <w:b/>
+          <w:bCs/>
+          <w:sz w:val="22"/>
+          <w:szCs w:val="22"/>
+        </w:rPr>
+        <w:t>University of Missouri</w:t>
+      </w:r>
+      <w:r>
+        <w:rPr>
+          <w:rFonts w:ascii="EB Garamond" w:eastAsia="EB Garamond" w:hAnsi="EB Garamond" w:cs="EB Garamond"/>
+          <w:b/>
+          <w:bCs/>
+          <w:sz w:val="22"/>
+          <w:szCs w:val="22"/>
+        </w:rPr>
+        <w:t xml:space="preserve">, </w:t>
+      </w:r>
+      <w:r>
+        <w:rPr>
+          <w:rFonts w:ascii="EB Garamond" w:eastAsia="EB Garamond" w:hAnsi="EB Garamond" w:cs="EB Garamond"/>
+          <w:b/>
+          <w:bCs/>
+          <w:sz w:val="22"/>
+          <w:szCs w:val="22"/>
+        </w:rPr>
+        <w:t>Columbia, MO</w:t>
+      </w:r>
+    </w:p>
+    <w:p>
+      <w:pPr>
+        <w:rPr>
+          <w:rFonts w:ascii="EB Garamond" w:eastAsia="EB Garamond" w:hAnsi="EB Garamond" w:cs="EB Garamond"/>
+          <w:sz w:val="22"/>
+          <w:szCs w:val="22"/>
+        </w:rPr>
+      </w:pPr>
+      <w:r>
+        <w:rPr>
+          <w:rFonts w:ascii="EB Garamond" w:eastAsia="EB Garamond" w:hAnsi="EB Garamond" w:cs="EB Garamond"/>
+          <w:sz w:val="22"/>
+          <w:szCs w:val="22"/>
+        </w:rPr>
+        <w:t xml:space="preserve">Supervisor: Prof. </w:t>
+      </w:r>
+      <w:r>
+        <w:rPr>
+          <w:rFonts w:ascii="EB Garamond" w:eastAsia="EB Garamond" w:hAnsi="EB Garamond" w:cs="EB Garamond"/>
+          <w:sz w:val="22"/>
+          <w:szCs w:val="22"/>
+        </w:rPr>
+        <w:t>Jordan Malof</w:t>
+      </w:r>
+      <w:r>
+        <w:rPr>
+          <w:rFonts w:ascii="EB Garamond" w:eastAsia="EB Garamond" w:hAnsi="EB Garamond" w:cs="EB Garamond"/>
+          <w:sz w:val="22"/>
+          <w:szCs w:val="22"/>
+        </w:rPr>
         <w:t xml:space="preserve"> </w:t>
       </w:r>
       <w:r>
         <w:rPr>
           <w:rFonts w:ascii="EB Garamond" w:eastAsia="EB Garamond" w:hAnsi="EB Garamond" w:cs="EB Garamond"/>
-          <w:b/>
-          <w:bCs/>
-          <w:sz w:val="22"/>
-          <w:szCs w:val="22"/>
-        </w:rPr>
-        <w:t>Assistant</w:t>
-      </w:r>
-      <w:r>
-        <w:rPr>
-          <w:rFonts w:ascii="EB Garamond" w:eastAsia="EB Garamond" w:hAnsi="EB Garamond" w:cs="EB Garamond"/>
-          <w:sz w:val="22"/>
-          <w:szCs w:val="22"/>
-        </w:rPr>
-        <w:tab/>
-      </w:r>
-      <w:r>
-        <w:rPr>
-          <w:rFonts w:ascii="EB Garamond" w:eastAsia="EB Garamond" w:hAnsi="EB Garamond" w:cs="EB Garamond"/>
-          <w:sz w:val="22"/>
-          <w:szCs w:val="22"/>
-        </w:rPr>
-        <w:tab/>
-      </w:r>
-      <w:r>
-        <w:rPr>
-          <w:rFonts w:ascii="EB Garamond" w:eastAsia="EB Garamond" w:hAnsi="EB Garamond" w:cs="EB Garamond"/>
-          <w:sz w:val="22"/>
-          <w:szCs w:val="22"/>
-        </w:rPr>
-        <w:tab/>
-      </w:r>
-      <w:r>
-        <w:rPr>
-          <w:rFonts w:ascii="EB Garamond" w:eastAsia="EB Garamond" w:hAnsi="EB Garamond" w:cs="EB Garamond"/>
-          <w:sz w:val="22"/>
-          <w:szCs w:val="22"/>
-        </w:rPr>
-        <w:tab/>
-      </w:r>
-      <w:r>
-        <w:rPr>
-          <w:rFonts w:ascii="EB Garamond" w:eastAsia="EB Garamond" w:hAnsi="EB Garamond" w:cs="EB Garamond"/>
-          <w:sz w:val="22"/>
-          <w:szCs w:val="22"/>
-        </w:rPr>
-        <w:tab/>
-        <w:t xml:space="preserve">                         </w:t>
-      </w:r>
-      <w:r>
-        <w:rPr>
-          <w:rFonts w:ascii="EB Garamond" w:eastAsia="EB Garamond" w:hAnsi="EB Garamond" w:cs="EB Garamond"/>
-          <w:sz w:val="22"/>
-          <w:szCs w:val="22"/>
-        </w:rPr>
-        <w:t xml:space="preserve">       </w:t>
-      </w:r>
-      <w:r>
-        <w:rPr>
-          <w:rFonts w:ascii="EB Garamond" w:eastAsia="EB Garamond" w:hAnsi="EB Garamond" w:cs="EB Garamond"/>
-          <w:sz w:val="22"/>
-          <w:szCs w:val="22"/>
-        </w:rPr>
-        <w:t xml:space="preserve">    </w:t>
-      </w:r>
-      <w:r>
-        <w:rPr>
-          <w:rFonts w:ascii="EB Garamond" w:eastAsia="EB Garamond" w:hAnsi="EB Garamond" w:cs="EB Garamond"/>
-          <w:b/>
-          <w:bCs/>
-          <w:sz w:val="22"/>
-          <w:szCs w:val="22"/>
-        </w:rPr>
-        <w:t>University of Missouri</w:t>
-      </w:r>
-      <w:r>
-        <w:rPr>
-          <w:rFonts w:ascii="EB Garamond" w:eastAsia="EB Garamond" w:hAnsi="EB Garamond" w:cs="EB Garamond"/>
-          <w:b/>
-          <w:bCs/>
-          <w:sz w:val="22"/>
-          <w:szCs w:val="22"/>
-        </w:rPr>
-        <w:t xml:space="preserve">, </w:t>
-      </w:r>
-      <w:r>
-        <w:rPr>
-          <w:rFonts w:ascii="EB Garamond" w:eastAsia="EB Garamond" w:hAnsi="EB Garamond" w:cs="EB Garamond"/>
-          <w:b/>
-          <w:bCs/>
-          <w:sz w:val="22"/>
-          <w:szCs w:val="22"/>
-        </w:rPr>
-        <w:t>Columbia, MO</w:t>
-      </w:r>
-    </w:p>
-    <w:p>
-      <w:pPr>
-        <w:rPr>
-          <w:rFonts w:ascii="EB Garamond" w:eastAsia="EB Garamond" w:hAnsi="EB Garamond" w:cs="EB Garamond"/>
-          <w:sz w:val="22"/>
-          <w:szCs w:val="22"/>
-        </w:rPr>
-      </w:pPr>
-      <w:r>
-        <w:rPr>
-          <w:rFonts w:ascii="EB Garamond" w:eastAsia="EB Garamond" w:hAnsi="EB Garamond" w:cs="EB Garamond"/>
-          <w:sz w:val="22"/>
-          <w:szCs w:val="22"/>
-        </w:rPr>
-        <w:t xml:space="preserve">Supervisor: Prof. </w:t>
-      </w:r>
-      <w:r>
-        <w:rPr>
-          <w:rFonts w:ascii="EB Garamond" w:eastAsia="EB Garamond" w:hAnsi="EB Garamond" w:cs="EB Garamond"/>
-          <w:sz w:val="22"/>
-          <w:szCs w:val="22"/>
-        </w:rPr>
-        <w:t>Jordan Malof</w:t>
-      </w:r>
-      <w:r>
-        <w:rPr>
-          <w:rFonts w:ascii="EB Garamond" w:eastAsia="EB Garamond" w:hAnsi="EB Garamond" w:cs="EB Garamond"/>
-          <w:sz w:val="22"/>
-          <w:szCs w:val="22"/>
-        </w:rPr>
-        <w:t xml:space="preserve"> </w:t>
-      </w:r>
-      <w:r>
-        <w:rPr>
-          <w:rFonts w:ascii="EB Garamond" w:eastAsia="EB Garamond" w:hAnsi="EB Garamond" w:cs="EB Garamond"/>
-          <w:sz w:val="22"/>
-          <w:szCs w:val="22"/>
-        </w:rPr>
-        <w:tab/>
-      </w:r>
-      <w:r>
-        <w:rPr>
-          <w:rFonts w:ascii="EB Garamond" w:eastAsia="EB Garamond" w:hAnsi="EB Garamond" w:cs="EB Garamond"/>
-          <w:sz w:val="22"/>
-          <w:szCs w:val="22"/>
-        </w:rPr>
-        <w:tab/>
-      </w:r>
-      <w:r>
-        <w:rPr>
-          <w:rFonts w:ascii="EB Garamond" w:eastAsia="EB Garamond" w:hAnsi="EB Garamond" w:cs="EB Garamond"/>
-          <w:sz w:val="22"/>
-          <w:szCs w:val="22"/>
-        </w:rPr>
-        <w:tab/>
-      </w:r>
-      <w:r>
-        <w:rPr>
-          <w:rFonts w:ascii="EB Garamond" w:eastAsia="EB Garamond" w:hAnsi="EB Garamond" w:cs="EB Garamond"/>
-          <w:sz w:val="22"/>
-          <w:szCs w:val="22"/>
-        </w:rPr>
-        <w:tab/>
-      </w:r>
-      <w:r>
-        <w:rPr>
-          <w:rFonts w:ascii="EB Garamond" w:eastAsia="EB Garamond" w:hAnsi="EB Garamond" w:cs="EB Garamond"/>
-          <w:sz w:val="22"/>
-          <w:szCs w:val="22"/>
-        </w:rPr>
-        <w:tab/>
-      </w:r>
-      <w:r>
-        <w:rPr>
-          <w:rFonts w:ascii="EB Garamond" w:eastAsia="EB Garamond" w:hAnsi="EB Garamond" w:cs="EB Garamond"/>
-          <w:sz w:val="22"/>
-          <w:szCs w:val="22"/>
-        </w:rPr>
-        <w:tab/>
-      </w:r>
-      <w:r>
-        <w:rPr>
-          <w:rFonts w:ascii="EB Garamond" w:eastAsia="EB Garamond" w:hAnsi="EB Garamond" w:cs="EB Garamond"/>
-          <w:sz w:val="22"/>
-          <w:szCs w:val="22"/>
-        </w:rPr>
-        <w:tab/>
-      </w:r>
-      <w:r>
-        <w:rPr>
-          <w:rFonts w:ascii="EB Garamond" w:eastAsia="EB Garamond" w:hAnsi="EB Garamond" w:cs="EB Garamond"/>
-          <w:sz w:val="22"/>
-          <w:szCs w:val="22"/>
-        </w:rPr>
-        <w:tab/>
-        <w:t xml:space="preserve">             </w:t>
-      </w:r>
-      <w:r>
-        <w:rPr>
-          <w:rFonts w:ascii="EB Garamond" w:eastAsia="EB Garamond" w:hAnsi="EB Garamond" w:cs="EB Garamond"/>
-          <w:sz w:val="22"/>
-          <w:szCs w:val="22"/>
-        </w:rPr>
-        <w:t>Jan</w:t>
+          <w:sz w:val="22"/>
+          <w:szCs w:val="22"/>
+        </w:rPr>
+        <w:tab/>
+      </w:r>
+      <w:r>
+        <w:rPr>
+          <w:rFonts w:ascii="EB Garamond" w:eastAsia="EB Garamond" w:hAnsi="EB Garamond" w:cs="EB Garamond"/>
+          <w:sz w:val="22"/>
+          <w:szCs w:val="22"/>
+        </w:rPr>
+        <w:tab/>
+      </w:r>
+      <w:r>
+        <w:rPr>
+          <w:rFonts w:ascii="EB Garamond" w:eastAsia="EB Garamond" w:hAnsi="EB Garamond" w:cs="EB Garamond"/>
+          <w:sz w:val="22"/>
+          <w:szCs w:val="22"/>
+        </w:rPr>
+        <w:tab/>
+      </w:r>
+      <w:r>
+        <w:rPr>
+          <w:rFonts w:ascii="EB Garamond" w:eastAsia="EB Garamond" w:hAnsi="EB Garamond" w:cs="EB Garamond"/>
+          <w:sz w:val="22"/>
+          <w:szCs w:val="22"/>
+        </w:rPr>
+        <w:tab/>
+      </w:r>
+      <w:r>
+        <w:rPr>
+          <w:rFonts w:ascii="EB Garamond" w:eastAsia="EB Garamond" w:hAnsi="EB Garamond" w:cs="EB Garamond"/>
+          <w:sz w:val="22"/>
+          <w:szCs w:val="22"/>
+        </w:rPr>
+        <w:tab/>
+      </w:r>
+      <w:r>
+        <w:rPr>
+          <w:rFonts w:ascii="EB Garamond" w:eastAsia="EB Garamond" w:hAnsi="EB Garamond" w:cs="EB Garamond"/>
+          <w:sz w:val="22"/>
+          <w:szCs w:val="22"/>
+        </w:rPr>
+        <w:tab/>
+      </w:r>
+      <w:r>
+        <w:rPr>
+          <w:rFonts w:ascii="EB Garamond" w:eastAsia="EB Garamond" w:hAnsi="EB Garamond" w:cs="EB Garamond"/>
+          <w:sz w:val="22"/>
+          <w:szCs w:val="22"/>
+        </w:rPr>
+        <w:tab/>
+      </w:r>
+      <w:r>
+        <w:rPr>
+          <w:rFonts w:ascii="EB Garamond" w:eastAsia="EB Garamond" w:hAnsi="EB Garamond" w:cs="EB Garamond"/>
+          <w:sz w:val="22"/>
+          <w:szCs w:val="22"/>
+        </w:rPr>
+        <w:tab/>
+        <w:t xml:space="preserve">             Jan</w:t>
       </w:r>
       <w:r>
         <w:rPr>
@@ -1417,15 +1423,7 @@
           <w:sz w:val="22"/>
           <w:szCs w:val="22"/>
         </w:rPr>
-        <w:t xml:space="preserve">Variational Autoencoder (VAE) as a </w:t>
-      </w:r>
-      <w:r>
-        <w:rPr>
-          <w:rFonts w:ascii="EB Garamond" w:eastAsia="EB Garamond" w:hAnsi="EB Garamond" w:cs="EB Garamond"/>
-          <w:sz w:val="22"/>
-          <w:szCs w:val="22"/>
-        </w:rPr>
-        <w:t xml:space="preserve">generative </w:t>
+        <w:t xml:space="preserve">Variational Autoencoder (VAE) as a generative </w:t>
       </w:r>
       <w:r>
         <w:rPr>

--- a/projects/cv.docx
+++ b/projects/cv.docx
@@ -1125,112 +1125,6 @@
       <w:r>
         <w:rPr>
           <w:rFonts w:ascii="EB Garamond" w:eastAsia="EB Garamond" w:hAnsi="EB Garamond" w:cs="EB Garamond"/>
-          <w:b/>
-          <w:bCs/>
-          <w:sz w:val="22"/>
-          <w:szCs w:val="22"/>
-        </w:rPr>
-        <w:t xml:space="preserve"> Assistant</w:t>
-      </w:r>
-      <w:r>
-        <w:rPr>
-          <w:rFonts w:ascii="EB Garamond" w:eastAsia="EB Garamond" w:hAnsi="EB Garamond" w:cs="EB Garamond"/>
-          <w:sz w:val="22"/>
-          <w:szCs w:val="22"/>
-        </w:rPr>
-        <w:tab/>
-      </w:r>
-      <w:r>
-        <w:rPr>
-          <w:rFonts w:ascii="EB Garamond" w:eastAsia="EB Garamond" w:hAnsi="EB Garamond" w:cs="EB Garamond"/>
-          <w:sz w:val="22"/>
-          <w:szCs w:val="22"/>
-        </w:rPr>
-        <w:tab/>
-      </w:r>
-      <w:r>
-        <w:rPr>
-          <w:rFonts w:ascii="EB Garamond" w:eastAsia="EB Garamond" w:hAnsi="EB Garamond" w:cs="EB Garamond"/>
-          <w:sz w:val="22"/>
-          <w:szCs w:val="22"/>
-        </w:rPr>
-        <w:tab/>
-      </w:r>
-      <w:r>
-        <w:rPr>
-          <w:rFonts w:ascii="EB Garamond" w:eastAsia="EB Garamond" w:hAnsi="EB Garamond" w:cs="EB Garamond"/>
-          <w:sz w:val="22"/>
-          <w:szCs w:val="22"/>
-        </w:rPr>
-        <w:tab/>
-      </w:r>
-      <w:r>
-        <w:rPr>
-          <w:rFonts w:ascii="EB Garamond" w:eastAsia="EB Garamond" w:hAnsi="EB Garamond" w:cs="EB Garamond"/>
-          <w:sz w:val="22"/>
-          <w:szCs w:val="22"/>
-        </w:rPr>
-        <w:tab/>
-        <w:t xml:space="preserve">                                    </w:t>
-      </w:r>
-      <w:r>
-        <w:rPr>
-          <w:rFonts w:ascii="EB Garamond" w:eastAsia="EB Garamond" w:hAnsi="EB Garamond" w:cs="EB Garamond"/>
-          <w:b/>
-          <w:bCs/>
-          <w:sz w:val="22"/>
-          <w:szCs w:val="22"/>
-        </w:rPr>
-        <w:t>University of Missouri</w:t>
-      </w:r>
-      <w:r>
-        <w:rPr>
-          <w:rFonts w:ascii="EB Garamond" w:eastAsia="EB Garamond" w:hAnsi="EB Garamond" w:cs="EB Garamond"/>
-          <w:b/>
-          <w:bCs/>
-          <w:sz w:val="22"/>
-          <w:szCs w:val="22"/>
-        </w:rPr>
-        <w:t xml:space="preserve">, </w:t>
-      </w:r>
-      <w:r>
-        <w:rPr>
-          <w:rFonts w:ascii="EB Garamond" w:eastAsia="EB Garamond" w:hAnsi="EB Garamond" w:cs="EB Garamond"/>
-          <w:b/>
-          <w:bCs/>
-          <w:sz w:val="22"/>
-          <w:szCs w:val="22"/>
-        </w:rPr>
-        <w:t>Columbia, MO</w:t>
-      </w:r>
-    </w:p>
-    <w:p>
-      <w:pPr>
-        <w:rPr>
-          <w:rFonts w:ascii="EB Garamond" w:eastAsia="EB Garamond" w:hAnsi="EB Garamond" w:cs="EB Garamond"/>
-          <w:sz w:val="22"/>
-          <w:szCs w:val="22"/>
-        </w:rPr>
-      </w:pPr>
-      <w:r>
-        <w:rPr>
-          <w:rFonts w:ascii="EB Garamond" w:eastAsia="EB Garamond" w:hAnsi="EB Garamond" w:cs="EB Garamond"/>
-          <w:sz w:val="22"/>
-          <w:szCs w:val="22"/>
-        </w:rPr>
-        <w:t xml:space="preserve">Supervisor: Prof. </w:t>
-      </w:r>
-      <w:r>
-        <w:rPr>
-          <w:rFonts w:ascii="EB Garamond" w:eastAsia="EB Garamond" w:hAnsi="EB Garamond" w:cs="EB Garamond"/>
-          <w:sz w:val="22"/>
-          <w:szCs w:val="22"/>
-        </w:rPr>
-        <w:t>Jordan Malof</w:t>
-      </w:r>
-      <w:r>
-        <w:rPr>
-          <w:rFonts w:ascii="EB Garamond" w:eastAsia="EB Garamond" w:hAnsi="EB Garamond" w:cs="EB Garamond"/>
           <w:sz w:val="22"/>
           <w:szCs w:val="22"/>
         </w:rPr>
@@ -1239,99 +1133,153 @@
       <w:r>
         <w:rPr>
           <w:rFonts w:ascii="EB Garamond" w:eastAsia="EB Garamond" w:hAnsi="EB Garamond" w:cs="EB Garamond"/>
-          <w:sz w:val="22"/>
-          <w:szCs w:val="22"/>
-        </w:rPr>
-        <w:tab/>
-      </w:r>
-      <w:r>
-        <w:rPr>
-          <w:rFonts w:ascii="EB Garamond" w:eastAsia="EB Garamond" w:hAnsi="EB Garamond" w:cs="EB Garamond"/>
-          <w:sz w:val="22"/>
-          <w:szCs w:val="22"/>
-        </w:rPr>
-        <w:tab/>
-      </w:r>
-      <w:r>
-        <w:rPr>
-          <w:rFonts w:ascii="EB Garamond" w:eastAsia="EB Garamond" w:hAnsi="EB Garamond" w:cs="EB Garamond"/>
-          <w:sz w:val="22"/>
-          <w:szCs w:val="22"/>
-        </w:rPr>
-        <w:tab/>
-      </w:r>
-      <w:r>
-        <w:rPr>
-          <w:rFonts w:ascii="EB Garamond" w:eastAsia="EB Garamond" w:hAnsi="EB Garamond" w:cs="EB Garamond"/>
-          <w:sz w:val="22"/>
-          <w:szCs w:val="22"/>
-        </w:rPr>
-        <w:tab/>
-      </w:r>
-      <w:r>
-        <w:rPr>
-          <w:rFonts w:ascii="EB Garamond" w:eastAsia="EB Garamond" w:hAnsi="EB Garamond" w:cs="EB Garamond"/>
-          <w:sz w:val="22"/>
-          <w:szCs w:val="22"/>
-        </w:rPr>
-        <w:tab/>
-      </w:r>
-      <w:r>
-        <w:rPr>
-          <w:rFonts w:ascii="EB Garamond" w:eastAsia="EB Garamond" w:hAnsi="EB Garamond" w:cs="EB Garamond"/>
-          <w:sz w:val="22"/>
-          <w:szCs w:val="22"/>
-        </w:rPr>
-        <w:tab/>
-      </w:r>
-      <w:r>
-        <w:rPr>
-          <w:rFonts w:ascii="EB Garamond" w:eastAsia="EB Garamond" w:hAnsi="EB Garamond" w:cs="EB Garamond"/>
-          <w:sz w:val="22"/>
-          <w:szCs w:val="22"/>
-        </w:rPr>
-        <w:tab/>
-      </w:r>
-      <w:r>
-        <w:rPr>
-          <w:rFonts w:ascii="EB Garamond" w:eastAsia="EB Garamond" w:hAnsi="EB Garamond" w:cs="EB Garamond"/>
-          <w:sz w:val="22"/>
-          <w:szCs w:val="22"/>
-        </w:rPr>
-        <w:tab/>
-        <w:t xml:space="preserve">             Jan</w:t>
-      </w:r>
-      <w:r>
-        <w:rPr>
-          <w:rFonts w:ascii="EB Garamond" w:eastAsia="EB Garamond" w:hAnsi="EB Garamond" w:cs="EB Garamond"/>
-          <w:sz w:val="22"/>
-          <w:szCs w:val="22"/>
-        </w:rPr>
-        <w:t xml:space="preserve"> 202</w:t>
-      </w:r>
-      <w:r>
-        <w:rPr>
-          <w:rFonts w:ascii="EB Garamond" w:eastAsia="EB Garamond" w:hAnsi="EB Garamond" w:cs="EB Garamond"/>
-          <w:sz w:val="22"/>
-          <w:szCs w:val="22"/>
-        </w:rPr>
-        <w:t>5</w:t>
-      </w:r>
-      <w:r>
-        <w:rPr>
-          <w:rFonts w:ascii="EB Garamond" w:eastAsia="EB Garamond" w:hAnsi="EB Garamond" w:cs="EB Garamond"/>
-          <w:sz w:val="22"/>
-          <w:szCs w:val="22"/>
-        </w:rPr>
-        <w:t xml:space="preserve"> – </w:t>
-      </w:r>
-      <w:r>
-        <w:rPr>
-          <w:rFonts w:ascii="EB Garamond" w:eastAsia="EB Garamond" w:hAnsi="EB Garamond" w:cs="EB Garamond"/>
-          <w:sz w:val="22"/>
-          <w:szCs w:val="22"/>
-        </w:rPr>
-        <w:t>Jun 2025</w:t>
+          <w:b/>
+          <w:bCs/>
+          <w:sz w:val="22"/>
+          <w:szCs w:val="22"/>
+        </w:rPr>
+        <w:t>Assistant</w:t>
+      </w:r>
+      <w:r>
+        <w:rPr>
+          <w:rFonts w:ascii="EB Garamond" w:eastAsia="EB Garamond" w:hAnsi="EB Garamond" w:cs="EB Garamond"/>
+          <w:sz w:val="22"/>
+          <w:szCs w:val="22"/>
+        </w:rPr>
+        <w:tab/>
+      </w:r>
+      <w:r>
+        <w:rPr>
+          <w:rFonts w:ascii="EB Garamond" w:eastAsia="EB Garamond" w:hAnsi="EB Garamond" w:cs="EB Garamond"/>
+          <w:sz w:val="22"/>
+          <w:szCs w:val="22"/>
+        </w:rPr>
+        <w:tab/>
+      </w:r>
+      <w:r>
+        <w:rPr>
+          <w:rFonts w:ascii="EB Garamond" w:eastAsia="EB Garamond" w:hAnsi="EB Garamond" w:cs="EB Garamond"/>
+          <w:sz w:val="22"/>
+          <w:szCs w:val="22"/>
+        </w:rPr>
+        <w:tab/>
+      </w:r>
+      <w:r>
+        <w:rPr>
+          <w:rFonts w:ascii="EB Garamond" w:eastAsia="EB Garamond" w:hAnsi="EB Garamond" w:cs="EB Garamond"/>
+          <w:sz w:val="22"/>
+          <w:szCs w:val="22"/>
+        </w:rPr>
+        <w:tab/>
+      </w:r>
+      <w:r>
+        <w:rPr>
+          <w:rFonts w:ascii="EB Garamond" w:eastAsia="EB Garamond" w:hAnsi="EB Garamond" w:cs="EB Garamond"/>
+          <w:sz w:val="22"/>
+          <w:szCs w:val="22"/>
+        </w:rPr>
+        <w:tab/>
+        <w:t xml:space="preserve">                             </w:t>
+      </w:r>
+      <w:r>
+        <w:rPr>
+          <w:rFonts w:ascii="EB Garamond" w:eastAsia="EB Garamond" w:hAnsi="EB Garamond" w:cs="EB Garamond"/>
+          <w:b/>
+          <w:bCs/>
+          <w:sz w:val="22"/>
+          <w:szCs w:val="22"/>
+        </w:rPr>
+        <w:t>Duke Kunshan University, Suzhou, China</w:t>
+      </w:r>
+    </w:p>
+    <w:p>
+      <w:pPr>
+        <w:rPr>
+          <w:rFonts w:ascii="EB Garamond" w:eastAsia="EB Garamond" w:hAnsi="EB Garamond" w:cs="EB Garamond"/>
+          <w:sz w:val="22"/>
+          <w:szCs w:val="22"/>
+        </w:rPr>
+      </w:pPr>
+      <w:r>
+        <w:rPr>
+          <w:rFonts w:ascii="EB Garamond" w:eastAsia="EB Garamond" w:hAnsi="EB Garamond" w:cs="EB Garamond"/>
+          <w:sz w:val="22"/>
+          <w:szCs w:val="22"/>
+        </w:rPr>
+        <w:t xml:space="preserve">Supervisor: Prof. Ka Leung Lam </w:t>
+      </w:r>
+      <w:r>
+        <w:rPr>
+          <w:rFonts w:ascii="EB Garamond" w:eastAsia="EB Garamond" w:hAnsi="EB Garamond" w:cs="EB Garamond"/>
+          <w:sz w:val="22"/>
+          <w:szCs w:val="22"/>
+        </w:rPr>
+        <w:tab/>
+      </w:r>
+      <w:r>
+        <w:rPr>
+          <w:rFonts w:ascii="EB Garamond" w:eastAsia="EB Garamond" w:hAnsi="EB Garamond" w:cs="EB Garamond"/>
+          <w:sz w:val="22"/>
+          <w:szCs w:val="22"/>
+        </w:rPr>
+        <w:tab/>
+      </w:r>
+      <w:r>
+        <w:rPr>
+          <w:rFonts w:ascii="EB Garamond" w:eastAsia="EB Garamond" w:hAnsi="EB Garamond" w:cs="EB Garamond"/>
+          <w:sz w:val="22"/>
+          <w:szCs w:val="22"/>
+        </w:rPr>
+        <w:tab/>
+      </w:r>
+      <w:r>
+        <w:rPr>
+          <w:rFonts w:ascii="EB Garamond" w:eastAsia="EB Garamond" w:hAnsi="EB Garamond" w:cs="EB Garamond"/>
+          <w:sz w:val="22"/>
+          <w:szCs w:val="22"/>
+        </w:rPr>
+        <w:tab/>
+      </w:r>
+      <w:r>
+        <w:rPr>
+          <w:rFonts w:ascii="EB Garamond" w:eastAsia="EB Garamond" w:hAnsi="EB Garamond" w:cs="EB Garamond"/>
+          <w:sz w:val="22"/>
+          <w:szCs w:val="22"/>
+        </w:rPr>
+        <w:tab/>
+      </w:r>
+      <w:r>
+        <w:rPr>
+          <w:rFonts w:ascii="EB Garamond" w:eastAsia="EB Garamond" w:hAnsi="EB Garamond" w:cs="EB Garamond"/>
+          <w:sz w:val="22"/>
+          <w:szCs w:val="22"/>
+        </w:rPr>
+        <w:tab/>
+      </w:r>
+      <w:r>
+        <w:rPr>
+          <w:rFonts w:ascii="EB Garamond" w:eastAsia="EB Garamond" w:hAnsi="EB Garamond" w:cs="EB Garamond"/>
+          <w:sz w:val="22"/>
+          <w:szCs w:val="22"/>
+        </w:rPr>
+        <w:tab/>
+      </w:r>
+      <w:r>
+        <w:rPr>
+          <w:rFonts w:ascii="EB Garamond" w:eastAsia="EB Garamond" w:hAnsi="EB Garamond" w:cs="EB Garamond"/>
+          <w:sz w:val="22"/>
+          <w:szCs w:val="22"/>
+        </w:rPr>
+        <w:tab/>
+        <w:t xml:space="preserve">               </w:t>
+      </w:r>
+      <w:r>
+        <w:rPr>
+          <w:rFonts w:ascii="EB Garamond" w:eastAsia="EB Garamond" w:hAnsi="EB Garamond" w:cs="EB Garamond"/>
+          <w:sz w:val="22"/>
+          <w:szCs w:val="22"/>
+        </w:rPr>
+        <w:t>Jun 2024 – Present</w:t>
       </w:r>
     </w:p>
     <w:p>
@@ -1353,31 +1301,31 @@
           <w:sz w:val="22"/>
           <w:szCs w:val="22"/>
         </w:rPr>
-        <w:t>Worked on building</w:t>
-      </w:r>
-      <w:r>
-        <w:rPr>
-          <w:rFonts w:ascii="EB Garamond" w:eastAsia="EB Garamond" w:hAnsi="EB Garamond" w:cs="EB Garamond"/>
-          <w:sz w:val="22"/>
-          <w:szCs w:val="22"/>
-        </w:rPr>
-        <w:t xml:space="preserve"> a foundation model </w:t>
-      </w:r>
-      <w:r>
-        <w:rPr>
-          <w:rFonts w:ascii="EB Garamond" w:eastAsia="EB Garamond" w:hAnsi="EB Garamond" w:cs="EB Garamond"/>
-          <w:sz w:val="22"/>
-          <w:szCs w:val="22"/>
-        </w:rPr>
-        <w:t xml:space="preserve">using Perceiver IO </w:t>
-      </w:r>
-      <w:r>
-        <w:rPr>
-          <w:rFonts w:ascii="EB Garamond" w:eastAsia="EB Garamond" w:hAnsi="EB Garamond" w:cs="EB Garamond"/>
-          <w:sz w:val="22"/>
-          <w:szCs w:val="22"/>
-        </w:rPr>
-        <w:t>for wildfire spread prediction using satellite and climate data to capture spatiotemporal fire dynamics.</w:t>
+        <w:t xml:space="preserve">Created a global dataset of piped water and sewage access, leveraging satellite imagery and </w:t>
+      </w:r>
+      <w:r>
+        <w:rPr>
+          <w:rFonts w:ascii="EB Garamond" w:eastAsia="EB Garamond" w:hAnsi="EB Garamond" w:cs="EB Garamond"/>
+          <w:sz w:val="22"/>
+          <w:szCs w:val="22"/>
+        </w:rPr>
+        <w:t>ViTs</w:t>
+      </w:r>
+      <w:r>
+        <w:rPr>
+          <w:rFonts w:ascii="EB Garamond" w:eastAsia="EB Garamond" w:hAnsi="EB Garamond" w:cs="EB Garamond"/>
+          <w:sz w:val="22"/>
+          <w:szCs w:val="22"/>
+        </w:rPr>
+        <w:t xml:space="preserve"> (97% accuracy)</w:t>
+      </w:r>
+      <w:r>
+        <w:rPr>
+          <w:rFonts w:ascii="EB Garamond" w:eastAsia="EB Garamond" w:hAnsi="EB Garamond" w:cs="EB Garamond"/>
+          <w:sz w:val="22"/>
+          <w:szCs w:val="22"/>
+        </w:rPr>
+        <w:t>.</w:t>
       </w:r>
     </w:p>
     <w:p>
@@ -1399,236 +1347,113 @@
           <w:sz w:val="22"/>
           <w:szCs w:val="22"/>
         </w:rPr>
-        <w:t>Developed</w:t>
-      </w:r>
-      <w:r>
-        <w:rPr>
-          <w:rFonts w:ascii="EB Garamond" w:eastAsia="EB Garamond" w:hAnsi="EB Garamond" w:cs="EB Garamond"/>
-          <w:sz w:val="22"/>
-          <w:szCs w:val="22"/>
-        </w:rPr>
-        <w:t xml:space="preserve"> </w:t>
-      </w:r>
-      <w:r>
-        <w:rPr>
-          <w:rFonts w:ascii="EB Garamond" w:eastAsia="EB Garamond" w:hAnsi="EB Garamond" w:cs="EB Garamond"/>
-          <w:sz w:val="22"/>
-          <w:szCs w:val="22"/>
-        </w:rPr>
-        <w:t xml:space="preserve">a </w:t>
-      </w:r>
-      <w:r>
-        <w:rPr>
-          <w:rFonts w:ascii="EB Garamond" w:eastAsia="EB Garamond" w:hAnsi="EB Garamond" w:cs="EB Garamond"/>
-          <w:sz w:val="22"/>
-          <w:szCs w:val="22"/>
-        </w:rPr>
-        <w:t xml:space="preserve">Variational Autoencoder (VAE) as a generative </w:t>
-      </w:r>
-      <w:r>
-        <w:rPr>
-          <w:rFonts w:ascii="EB Garamond" w:eastAsia="EB Garamond" w:hAnsi="EB Garamond" w:cs="EB Garamond"/>
-          <w:sz w:val="22"/>
-          <w:szCs w:val="22"/>
-        </w:rPr>
-        <w:t xml:space="preserve">model to </w:t>
-      </w:r>
-      <w:r>
-        <w:rPr>
-          <w:rFonts w:ascii="EB Garamond" w:eastAsia="EB Garamond" w:hAnsi="EB Garamond" w:cs="EB Garamond"/>
-          <w:sz w:val="22"/>
-          <w:szCs w:val="22"/>
-        </w:rPr>
-        <w:t>simulate wildfire propagation, improving understanding of spread patterns under varying conditions.</w:t>
-      </w:r>
-    </w:p>
-    <w:p>
-      <w:pPr>
-        <w:pStyle w:val="ListParagraph"/>
-        <w:ind w:left="216"/>
-        <w:rPr>
-          <w:rFonts w:ascii="EB Garamond" w:eastAsia="EB Garamond" w:hAnsi="EB Garamond" w:cs="EB Garamond"/>
-          <w:sz w:val="22"/>
-          <w:szCs w:val="22"/>
-        </w:rPr>
-      </w:pPr>
-    </w:p>
-    <w:p>
-      <w:pPr>
-        <w:rPr>
-          <w:rFonts w:ascii="EB Garamond" w:eastAsia="EB Garamond" w:hAnsi="EB Garamond" w:cs="EB Garamond"/>
-          <w:sz w:val="22"/>
-          <w:szCs w:val="22"/>
-        </w:rPr>
-      </w:pPr>
-      <w:r>
-        <w:rPr>
-          <w:rFonts w:ascii="EB Garamond" w:eastAsia="EB Garamond" w:hAnsi="EB Garamond" w:cs="EB Garamond"/>
-          <w:b/>
-          <w:bCs/>
-          <w:sz w:val="22"/>
-          <w:szCs w:val="22"/>
-        </w:rPr>
-        <w:t>Research</w:t>
-      </w:r>
-      <w:r>
-        <w:rPr>
-          <w:rFonts w:ascii="EB Garamond" w:eastAsia="EB Garamond" w:hAnsi="EB Garamond" w:cs="EB Garamond"/>
-          <w:sz w:val="22"/>
-          <w:szCs w:val="22"/>
-        </w:rPr>
-        <w:t xml:space="preserve"> </w:t>
-      </w:r>
-      <w:r>
-        <w:rPr>
-          <w:rFonts w:ascii="EB Garamond" w:eastAsia="EB Garamond" w:hAnsi="EB Garamond" w:cs="EB Garamond"/>
-          <w:b/>
-          <w:bCs/>
-          <w:sz w:val="22"/>
-          <w:szCs w:val="22"/>
-        </w:rPr>
-        <w:t>Assistant</w:t>
-      </w:r>
-      <w:r>
-        <w:rPr>
-          <w:rFonts w:ascii="EB Garamond" w:eastAsia="EB Garamond" w:hAnsi="EB Garamond" w:cs="EB Garamond"/>
-          <w:sz w:val="22"/>
-          <w:szCs w:val="22"/>
-        </w:rPr>
-        <w:tab/>
-      </w:r>
-      <w:r>
-        <w:rPr>
-          <w:rFonts w:ascii="EB Garamond" w:eastAsia="EB Garamond" w:hAnsi="EB Garamond" w:cs="EB Garamond"/>
-          <w:sz w:val="22"/>
-          <w:szCs w:val="22"/>
-        </w:rPr>
-        <w:tab/>
-      </w:r>
-      <w:r>
-        <w:rPr>
-          <w:rFonts w:ascii="EB Garamond" w:eastAsia="EB Garamond" w:hAnsi="EB Garamond" w:cs="EB Garamond"/>
-          <w:sz w:val="22"/>
-          <w:szCs w:val="22"/>
-        </w:rPr>
-        <w:tab/>
-      </w:r>
-      <w:r>
-        <w:rPr>
-          <w:rFonts w:ascii="EB Garamond" w:eastAsia="EB Garamond" w:hAnsi="EB Garamond" w:cs="EB Garamond"/>
-          <w:sz w:val="22"/>
-          <w:szCs w:val="22"/>
-        </w:rPr>
-        <w:tab/>
-      </w:r>
-      <w:r>
-        <w:rPr>
-          <w:rFonts w:ascii="EB Garamond" w:eastAsia="EB Garamond" w:hAnsi="EB Garamond" w:cs="EB Garamond"/>
-          <w:sz w:val="22"/>
-          <w:szCs w:val="22"/>
-        </w:rPr>
-        <w:tab/>
-        <w:t xml:space="preserve">                             </w:t>
-      </w:r>
-      <w:r>
-        <w:rPr>
-          <w:rFonts w:ascii="EB Garamond" w:eastAsia="EB Garamond" w:hAnsi="EB Garamond" w:cs="EB Garamond"/>
-          <w:b/>
-          <w:bCs/>
-          <w:sz w:val="22"/>
-          <w:szCs w:val="22"/>
-        </w:rPr>
-        <w:t>Duke Kunshan University, Suzhou, China</w:t>
-      </w:r>
-    </w:p>
-    <w:p>
-      <w:pPr>
-        <w:rPr>
-          <w:rFonts w:ascii="EB Garamond" w:eastAsia="EB Garamond" w:hAnsi="EB Garamond" w:cs="EB Garamond"/>
-          <w:sz w:val="22"/>
-          <w:szCs w:val="22"/>
-        </w:rPr>
-      </w:pPr>
-      <w:r>
-        <w:rPr>
-          <w:rFonts w:ascii="EB Garamond" w:eastAsia="EB Garamond" w:hAnsi="EB Garamond" w:cs="EB Garamond"/>
-          <w:sz w:val="22"/>
-          <w:szCs w:val="22"/>
-        </w:rPr>
-        <w:t xml:space="preserve">Supervisor: Prof. Ka Leung Lam </w:t>
-      </w:r>
-      <w:r>
-        <w:rPr>
-          <w:rFonts w:ascii="EB Garamond" w:eastAsia="EB Garamond" w:hAnsi="EB Garamond" w:cs="EB Garamond"/>
-          <w:sz w:val="22"/>
-          <w:szCs w:val="22"/>
-        </w:rPr>
-        <w:tab/>
-      </w:r>
-      <w:r>
-        <w:rPr>
-          <w:rFonts w:ascii="EB Garamond" w:eastAsia="EB Garamond" w:hAnsi="EB Garamond" w:cs="EB Garamond"/>
-          <w:sz w:val="22"/>
-          <w:szCs w:val="22"/>
-        </w:rPr>
-        <w:tab/>
-      </w:r>
-      <w:r>
-        <w:rPr>
-          <w:rFonts w:ascii="EB Garamond" w:eastAsia="EB Garamond" w:hAnsi="EB Garamond" w:cs="EB Garamond"/>
-          <w:sz w:val="22"/>
-          <w:szCs w:val="22"/>
-        </w:rPr>
-        <w:tab/>
-      </w:r>
-      <w:r>
-        <w:rPr>
-          <w:rFonts w:ascii="EB Garamond" w:eastAsia="EB Garamond" w:hAnsi="EB Garamond" w:cs="EB Garamond"/>
-          <w:sz w:val="22"/>
-          <w:szCs w:val="22"/>
-        </w:rPr>
-        <w:tab/>
-      </w:r>
-      <w:r>
-        <w:rPr>
-          <w:rFonts w:ascii="EB Garamond" w:eastAsia="EB Garamond" w:hAnsi="EB Garamond" w:cs="EB Garamond"/>
-          <w:sz w:val="22"/>
-          <w:szCs w:val="22"/>
-        </w:rPr>
-        <w:tab/>
-      </w:r>
-      <w:r>
-        <w:rPr>
-          <w:rFonts w:ascii="EB Garamond" w:eastAsia="EB Garamond" w:hAnsi="EB Garamond" w:cs="EB Garamond"/>
-          <w:sz w:val="22"/>
-          <w:szCs w:val="22"/>
-        </w:rPr>
-        <w:tab/>
-      </w:r>
-      <w:r>
-        <w:rPr>
-          <w:rFonts w:ascii="EB Garamond" w:eastAsia="EB Garamond" w:hAnsi="EB Garamond" w:cs="EB Garamond"/>
-          <w:sz w:val="22"/>
-          <w:szCs w:val="22"/>
-        </w:rPr>
-        <w:tab/>
-      </w:r>
-      <w:r>
-        <w:rPr>
-          <w:rFonts w:ascii="EB Garamond" w:eastAsia="EB Garamond" w:hAnsi="EB Garamond" w:cs="EB Garamond"/>
-          <w:sz w:val="22"/>
-          <w:szCs w:val="22"/>
-        </w:rPr>
-        <w:tab/>
-        <w:t xml:space="preserve">               </w:t>
-      </w:r>
-      <w:r>
-        <w:rPr>
-          <w:rFonts w:ascii="EB Garamond" w:eastAsia="EB Garamond" w:hAnsi="EB Garamond" w:cs="EB Garamond"/>
-          <w:sz w:val="22"/>
-          <w:szCs w:val="22"/>
-        </w:rPr>
-        <w:t>Jun 2024 – Present</w:t>
+        <w:t>A</w:t>
+      </w:r>
+      <w:r>
+        <w:rPr>
+          <w:rFonts w:ascii="EB Garamond" w:eastAsia="EB Garamond" w:hAnsi="EB Garamond" w:cs="EB Garamond"/>
+          <w:sz w:val="22"/>
+          <w:szCs w:val="22"/>
+        </w:rPr>
+        <w:t>dvanced SDG6 monitoring capacity by providing scalable, ML-driven infrastructure assessments for African nations.</w:t>
+      </w:r>
+    </w:p>
+    <w:p>
+      <w:pPr>
+        <w:rPr>
+          <w:rFonts w:ascii="EB Garamond" w:eastAsia="EB Garamond" w:hAnsi="EB Garamond" w:cs="EB Garamond"/>
+          <w:sz w:val="22"/>
+          <w:szCs w:val="22"/>
+        </w:rPr>
+      </w:pPr>
+      <w:r>
+        <w:rPr>
+          <w:rFonts w:ascii="EB Garamond" w:eastAsia="EB Garamond" w:hAnsi="EB Garamond" w:cs="EB Garamond"/>
+          <w:sz w:val="22"/>
+          <w:szCs w:val="22"/>
+        </w:rPr>
+        <w:t xml:space="preserve">Supervisor: Prof. </w:t>
+      </w:r>
+      <w:r>
+        <w:rPr>
+          <w:rFonts w:ascii="EB Garamond" w:eastAsia="EB Garamond" w:hAnsi="EB Garamond" w:cs="EB Garamond"/>
+          <w:sz w:val="22"/>
+          <w:szCs w:val="22"/>
+        </w:rPr>
+        <w:t>Charles Chang</w:t>
+      </w:r>
+      <w:r>
+        <w:rPr>
+          <w:rFonts w:ascii="EB Garamond" w:eastAsia="EB Garamond" w:hAnsi="EB Garamond" w:cs="EB Garamond"/>
+          <w:sz w:val="22"/>
+          <w:szCs w:val="22"/>
+        </w:rPr>
+        <w:tab/>
+      </w:r>
+      <w:r>
+        <w:rPr>
+          <w:rFonts w:ascii="EB Garamond" w:eastAsia="EB Garamond" w:hAnsi="EB Garamond" w:cs="EB Garamond"/>
+          <w:sz w:val="22"/>
+          <w:szCs w:val="22"/>
+        </w:rPr>
+        <w:tab/>
+      </w:r>
+      <w:r>
+        <w:rPr>
+          <w:rFonts w:ascii="EB Garamond" w:eastAsia="EB Garamond" w:hAnsi="EB Garamond" w:cs="EB Garamond"/>
+          <w:sz w:val="22"/>
+          <w:szCs w:val="22"/>
+        </w:rPr>
+        <w:tab/>
+      </w:r>
+      <w:r>
+        <w:rPr>
+          <w:rFonts w:ascii="EB Garamond" w:eastAsia="EB Garamond" w:hAnsi="EB Garamond" w:cs="EB Garamond"/>
+          <w:sz w:val="22"/>
+          <w:szCs w:val="22"/>
+        </w:rPr>
+        <w:tab/>
+      </w:r>
+      <w:r>
+        <w:rPr>
+          <w:rFonts w:ascii="EB Garamond" w:eastAsia="EB Garamond" w:hAnsi="EB Garamond" w:cs="EB Garamond"/>
+          <w:sz w:val="22"/>
+          <w:szCs w:val="22"/>
+        </w:rPr>
+        <w:tab/>
+      </w:r>
+      <w:r>
+        <w:rPr>
+          <w:rFonts w:ascii="EB Garamond" w:eastAsia="EB Garamond" w:hAnsi="EB Garamond" w:cs="EB Garamond"/>
+          <w:sz w:val="22"/>
+          <w:szCs w:val="22"/>
+        </w:rPr>
+        <w:tab/>
+      </w:r>
+      <w:r>
+        <w:rPr>
+          <w:rFonts w:ascii="EB Garamond" w:eastAsia="EB Garamond" w:hAnsi="EB Garamond" w:cs="EB Garamond"/>
+          <w:sz w:val="22"/>
+          <w:szCs w:val="22"/>
+        </w:rPr>
+        <w:tab/>
+      </w:r>
+      <w:r>
+        <w:rPr>
+          <w:rFonts w:ascii="EB Garamond" w:eastAsia="EB Garamond" w:hAnsi="EB Garamond" w:cs="EB Garamond"/>
+          <w:sz w:val="22"/>
+          <w:szCs w:val="22"/>
+        </w:rPr>
+        <w:tab/>
+        <w:t xml:space="preserve">             </w:t>
+      </w:r>
+      <w:r>
+        <w:rPr>
+          <w:rFonts w:ascii="EB Garamond" w:eastAsia="EB Garamond" w:hAnsi="EB Garamond" w:cs="EB Garamond"/>
+          <w:sz w:val="22"/>
+          <w:szCs w:val="22"/>
+        </w:rPr>
+        <w:t xml:space="preserve">  Jun 2024 – Present</w:t>
       </w:r>
     </w:p>
     <w:p>
@@ -1650,23 +1475,23 @@
           <w:sz w:val="22"/>
           <w:szCs w:val="22"/>
         </w:rPr>
-        <w:t xml:space="preserve">Created a global dataset of piped water and sewage access, leveraging satellite imagery and </w:t>
-      </w:r>
-      <w:r>
-        <w:rPr>
-          <w:rFonts w:ascii="EB Garamond" w:eastAsia="EB Garamond" w:hAnsi="EB Garamond" w:cs="EB Garamond"/>
-          <w:sz w:val="22"/>
-          <w:szCs w:val="22"/>
-        </w:rPr>
-        <w:t>ViTs</w:t>
-      </w:r>
-      <w:r>
-        <w:rPr>
-          <w:rFonts w:ascii="EB Garamond" w:eastAsia="EB Garamond" w:hAnsi="EB Garamond" w:cs="EB Garamond"/>
-          <w:sz w:val="22"/>
-          <w:szCs w:val="22"/>
-        </w:rPr>
-        <w:t xml:space="preserve"> (97% accuracy)</w:t>
+        <w:t>Designed a Transformer model achieving 94% accuracy in transport mode prediction</w:t>
+      </w:r>
+      <w:r>
+        <w:rPr>
+          <w:rFonts w:ascii="EB Garamond" w:eastAsia="EB Garamond" w:hAnsi="EB Garamond" w:cs="EB Garamond"/>
+          <w:sz w:val="22"/>
+          <w:szCs w:val="22"/>
+        </w:rPr>
+        <w:t xml:space="preserve">, </w:t>
+      </w:r>
+      <w:r>
+        <w:rPr>
+          <w:rFonts w:ascii="EB Garamond" w:eastAsia="EB Garamond" w:hAnsi="EB Garamond" w:cs="EB Garamond"/>
+          <w:sz w:val="22"/>
+          <w:szCs w:val="22"/>
+        </w:rPr>
+        <w:t>92% in trip purpose inference</w:t>
       </w:r>
       <w:r>
         <w:rPr>
@@ -1696,15 +1521,126 @@
           <w:sz w:val="22"/>
           <w:szCs w:val="22"/>
         </w:rPr>
-        <w:t>A</w:t>
-      </w:r>
-      <w:r>
-        <w:rPr>
-          <w:rFonts w:ascii="EB Garamond" w:eastAsia="EB Garamond" w:hAnsi="EB Garamond" w:cs="EB Garamond"/>
-          <w:sz w:val="22"/>
-          <w:szCs w:val="22"/>
-        </w:rPr>
-        <w:t>dvanced SDG6 monitoring capacity by providing scalable, ML-driven infrastructure assessments for African nations.</w:t>
+        <w:t>D</w:t>
+      </w:r>
+      <w:r>
+        <w:rPr>
+          <w:rFonts w:ascii="EB Garamond" w:eastAsia="EB Garamond" w:hAnsi="EB Garamond" w:cs="EB Garamond"/>
+          <w:sz w:val="22"/>
+          <w:szCs w:val="22"/>
+        </w:rPr>
+        <w:t>eployed CarbonClever, a social platform promoting individual carbon footprint reduction through mobility insights.</w:t>
+      </w:r>
+    </w:p>
+    <w:p>
+      <w:pPr>
+        <w:rPr>
+          <w:rFonts w:ascii="EB Garamond" w:eastAsia="EB Garamond" w:hAnsi="EB Garamond" w:cs="EB Garamond"/>
+          <w:b/>
+          <w:bCs/>
+          <w:sz w:val="22"/>
+          <w:szCs w:val="22"/>
+        </w:rPr>
+      </w:pPr>
+    </w:p>
+    <w:p>
+      <w:pPr>
+        <w:rPr>
+          <w:rFonts w:ascii="EB Garamond" w:eastAsia="EB Garamond" w:hAnsi="EB Garamond" w:cs="EB Garamond"/>
+          <w:sz w:val="22"/>
+          <w:szCs w:val="22"/>
+        </w:rPr>
+      </w:pPr>
+      <w:r>
+        <w:rPr>
+          <w:rFonts w:ascii="EB Garamond" w:eastAsia="EB Garamond" w:hAnsi="EB Garamond" w:cs="EB Garamond"/>
+          <w:b/>
+          <w:bCs/>
+          <w:sz w:val="22"/>
+          <w:szCs w:val="22"/>
+        </w:rPr>
+        <w:t>Research</w:t>
+      </w:r>
+      <w:r>
+        <w:rPr>
+          <w:rFonts w:ascii="EB Garamond" w:eastAsia="EB Garamond" w:hAnsi="EB Garamond" w:cs="EB Garamond"/>
+          <w:b/>
+          <w:bCs/>
+          <w:sz w:val="22"/>
+          <w:szCs w:val="22"/>
+        </w:rPr>
+        <w:t xml:space="preserve"> Assistant</w:t>
+      </w:r>
+      <w:r>
+        <w:rPr>
+          <w:rFonts w:ascii="EB Garamond" w:eastAsia="EB Garamond" w:hAnsi="EB Garamond" w:cs="EB Garamond"/>
+          <w:sz w:val="22"/>
+          <w:szCs w:val="22"/>
+        </w:rPr>
+        <w:tab/>
+      </w:r>
+      <w:r>
+        <w:rPr>
+          <w:rFonts w:ascii="EB Garamond" w:eastAsia="EB Garamond" w:hAnsi="EB Garamond" w:cs="EB Garamond"/>
+          <w:sz w:val="22"/>
+          <w:szCs w:val="22"/>
+        </w:rPr>
+        <w:tab/>
+      </w:r>
+      <w:r>
+        <w:rPr>
+          <w:rFonts w:ascii="EB Garamond" w:eastAsia="EB Garamond" w:hAnsi="EB Garamond" w:cs="EB Garamond"/>
+          <w:sz w:val="22"/>
+          <w:szCs w:val="22"/>
+        </w:rPr>
+        <w:tab/>
+      </w:r>
+      <w:r>
+        <w:rPr>
+          <w:rFonts w:ascii="EB Garamond" w:eastAsia="EB Garamond" w:hAnsi="EB Garamond" w:cs="EB Garamond"/>
+          <w:sz w:val="22"/>
+          <w:szCs w:val="22"/>
+        </w:rPr>
+        <w:tab/>
+      </w:r>
+      <w:r>
+        <w:rPr>
+          <w:rFonts w:ascii="EB Garamond" w:eastAsia="EB Garamond" w:hAnsi="EB Garamond" w:cs="EB Garamond"/>
+          <w:sz w:val="22"/>
+          <w:szCs w:val="22"/>
+        </w:rPr>
+        <w:tab/>
+        <w:t xml:space="preserve">                                    </w:t>
+      </w:r>
+      <w:r>
+        <w:rPr>
+          <w:rFonts w:ascii="EB Garamond" w:eastAsia="EB Garamond" w:hAnsi="EB Garamond" w:cs="EB Garamond"/>
+          <w:b/>
+          <w:bCs/>
+          <w:sz w:val="22"/>
+          <w:szCs w:val="22"/>
+        </w:rPr>
+        <w:t>University of Missouri</w:t>
+      </w:r>
+      <w:r>
+        <w:rPr>
+          <w:rFonts w:ascii="EB Garamond" w:eastAsia="EB Garamond" w:hAnsi="EB Garamond" w:cs="EB Garamond"/>
+          <w:b/>
+          <w:bCs/>
+          <w:sz w:val="22"/>
+          <w:szCs w:val="22"/>
+        </w:rPr>
+        <w:t xml:space="preserve">, </w:t>
+      </w:r>
+      <w:r>
+        <w:rPr>
+          <w:rFonts w:ascii="EB Garamond" w:eastAsia="EB Garamond" w:hAnsi="EB Garamond" w:cs="EB Garamond"/>
+          <w:b/>
+          <w:bCs/>
+          <w:sz w:val="22"/>
+          <w:szCs w:val="22"/>
+        </w:rPr>
+        <w:t>Columbia, MO</w:t>
       </w:r>
     </w:p>
     <w:p>
@@ -1729,80 +1665,112 @@
           <w:sz w:val="22"/>
           <w:szCs w:val="22"/>
         </w:rPr>
-        <w:t>Charles Chang</w:t>
-      </w:r>
-      <w:r>
-        <w:rPr>
-          <w:rFonts w:ascii="EB Garamond" w:eastAsia="EB Garamond" w:hAnsi="EB Garamond" w:cs="EB Garamond"/>
-          <w:sz w:val="22"/>
-          <w:szCs w:val="22"/>
-        </w:rPr>
-        <w:tab/>
-      </w:r>
-      <w:r>
-        <w:rPr>
-          <w:rFonts w:ascii="EB Garamond" w:eastAsia="EB Garamond" w:hAnsi="EB Garamond" w:cs="EB Garamond"/>
-          <w:sz w:val="22"/>
-          <w:szCs w:val="22"/>
-        </w:rPr>
-        <w:tab/>
-      </w:r>
-      <w:r>
-        <w:rPr>
-          <w:rFonts w:ascii="EB Garamond" w:eastAsia="EB Garamond" w:hAnsi="EB Garamond" w:cs="EB Garamond"/>
-          <w:sz w:val="22"/>
-          <w:szCs w:val="22"/>
-        </w:rPr>
-        <w:tab/>
-      </w:r>
-      <w:r>
-        <w:rPr>
-          <w:rFonts w:ascii="EB Garamond" w:eastAsia="EB Garamond" w:hAnsi="EB Garamond" w:cs="EB Garamond"/>
-          <w:sz w:val="22"/>
-          <w:szCs w:val="22"/>
-        </w:rPr>
-        <w:tab/>
-      </w:r>
-      <w:r>
-        <w:rPr>
-          <w:rFonts w:ascii="EB Garamond" w:eastAsia="EB Garamond" w:hAnsi="EB Garamond" w:cs="EB Garamond"/>
-          <w:sz w:val="22"/>
-          <w:szCs w:val="22"/>
-        </w:rPr>
-        <w:tab/>
-      </w:r>
-      <w:r>
-        <w:rPr>
-          <w:rFonts w:ascii="EB Garamond" w:eastAsia="EB Garamond" w:hAnsi="EB Garamond" w:cs="EB Garamond"/>
-          <w:sz w:val="22"/>
-          <w:szCs w:val="22"/>
-        </w:rPr>
-        <w:tab/>
-      </w:r>
-      <w:r>
-        <w:rPr>
-          <w:rFonts w:ascii="EB Garamond" w:eastAsia="EB Garamond" w:hAnsi="EB Garamond" w:cs="EB Garamond"/>
-          <w:sz w:val="22"/>
-          <w:szCs w:val="22"/>
-        </w:rPr>
-        <w:tab/>
-      </w:r>
-      <w:r>
-        <w:rPr>
-          <w:rFonts w:ascii="EB Garamond" w:eastAsia="EB Garamond" w:hAnsi="EB Garamond" w:cs="EB Garamond"/>
-          <w:sz w:val="22"/>
-          <w:szCs w:val="22"/>
-        </w:rPr>
-        <w:tab/>
-        <w:t xml:space="preserve">             </w:t>
-      </w:r>
-      <w:r>
-        <w:rPr>
-          <w:rFonts w:ascii="EB Garamond" w:eastAsia="EB Garamond" w:hAnsi="EB Garamond" w:cs="EB Garamond"/>
-          <w:sz w:val="22"/>
-          <w:szCs w:val="22"/>
-        </w:rPr>
-        <w:t xml:space="preserve">  Jun 2024 – Present</w:t>
+        <w:t>Jordan Malof</w:t>
+      </w:r>
+      <w:r>
+        <w:rPr>
+          <w:rFonts w:ascii="EB Garamond" w:eastAsia="EB Garamond" w:hAnsi="EB Garamond" w:cs="EB Garamond"/>
+          <w:sz w:val="22"/>
+          <w:szCs w:val="22"/>
+        </w:rPr>
+        <w:t xml:space="preserve"> </w:t>
+      </w:r>
+      <w:r>
+        <w:rPr>
+          <w:rFonts w:ascii="EB Garamond" w:eastAsia="EB Garamond" w:hAnsi="EB Garamond" w:cs="EB Garamond"/>
+          <w:sz w:val="22"/>
+          <w:szCs w:val="22"/>
+        </w:rPr>
+        <w:tab/>
+      </w:r>
+      <w:r>
+        <w:rPr>
+          <w:rFonts w:ascii="EB Garamond" w:eastAsia="EB Garamond" w:hAnsi="EB Garamond" w:cs="EB Garamond"/>
+          <w:sz w:val="22"/>
+          <w:szCs w:val="22"/>
+        </w:rPr>
+        <w:tab/>
+      </w:r>
+      <w:r>
+        <w:rPr>
+          <w:rFonts w:ascii="EB Garamond" w:eastAsia="EB Garamond" w:hAnsi="EB Garamond" w:cs="EB Garamond"/>
+          <w:sz w:val="22"/>
+          <w:szCs w:val="22"/>
+        </w:rPr>
+        <w:tab/>
+      </w:r>
+      <w:r>
+        <w:rPr>
+          <w:rFonts w:ascii="EB Garamond" w:eastAsia="EB Garamond" w:hAnsi="EB Garamond" w:cs="EB Garamond"/>
+          <w:sz w:val="22"/>
+          <w:szCs w:val="22"/>
+        </w:rPr>
+        <w:tab/>
+      </w:r>
+      <w:r>
+        <w:rPr>
+          <w:rFonts w:ascii="EB Garamond" w:eastAsia="EB Garamond" w:hAnsi="EB Garamond" w:cs="EB Garamond"/>
+          <w:sz w:val="22"/>
+          <w:szCs w:val="22"/>
+        </w:rPr>
+        <w:tab/>
+      </w:r>
+      <w:r>
+        <w:rPr>
+          <w:rFonts w:ascii="EB Garamond" w:eastAsia="EB Garamond" w:hAnsi="EB Garamond" w:cs="EB Garamond"/>
+          <w:sz w:val="22"/>
+          <w:szCs w:val="22"/>
+        </w:rPr>
+        <w:tab/>
+      </w:r>
+      <w:r>
+        <w:rPr>
+          <w:rFonts w:ascii="EB Garamond" w:eastAsia="EB Garamond" w:hAnsi="EB Garamond" w:cs="EB Garamond"/>
+          <w:sz w:val="22"/>
+          <w:szCs w:val="22"/>
+        </w:rPr>
+        <w:tab/>
+      </w:r>
+      <w:r>
+        <w:rPr>
+          <w:rFonts w:ascii="EB Garamond" w:eastAsia="EB Garamond" w:hAnsi="EB Garamond" w:cs="EB Garamond"/>
+          <w:sz w:val="22"/>
+          <w:szCs w:val="22"/>
+        </w:rPr>
+        <w:tab/>
+        <w:t xml:space="preserve">             Jan</w:t>
+      </w:r>
+      <w:r>
+        <w:rPr>
+          <w:rFonts w:ascii="EB Garamond" w:eastAsia="EB Garamond" w:hAnsi="EB Garamond" w:cs="EB Garamond"/>
+          <w:sz w:val="22"/>
+          <w:szCs w:val="22"/>
+        </w:rPr>
+        <w:t xml:space="preserve"> 202</w:t>
+      </w:r>
+      <w:r>
+        <w:rPr>
+          <w:rFonts w:ascii="EB Garamond" w:eastAsia="EB Garamond" w:hAnsi="EB Garamond" w:cs="EB Garamond"/>
+          <w:sz w:val="22"/>
+          <w:szCs w:val="22"/>
+        </w:rPr>
+        <w:t>5</w:t>
+      </w:r>
+      <w:r>
+        <w:rPr>
+          <w:rFonts w:ascii="EB Garamond" w:eastAsia="EB Garamond" w:hAnsi="EB Garamond" w:cs="EB Garamond"/>
+          <w:sz w:val="22"/>
+          <w:szCs w:val="22"/>
+        </w:rPr>
+        <w:t xml:space="preserve"> – </w:t>
+      </w:r>
+      <w:r>
+        <w:rPr>
+          <w:rFonts w:ascii="EB Garamond" w:eastAsia="EB Garamond" w:hAnsi="EB Garamond" w:cs="EB Garamond"/>
+          <w:sz w:val="22"/>
+          <w:szCs w:val="22"/>
+        </w:rPr>
+        <w:t>Jun 2025</w:t>
       </w:r>
     </w:p>
     <w:p>
@@ -1824,31 +1792,31 @@
           <w:sz w:val="22"/>
           <w:szCs w:val="22"/>
         </w:rPr>
-        <w:t>Designed a Transformer model achieving 94% accuracy in transport mode prediction</w:t>
-      </w:r>
-      <w:r>
-        <w:rPr>
-          <w:rFonts w:ascii="EB Garamond" w:eastAsia="EB Garamond" w:hAnsi="EB Garamond" w:cs="EB Garamond"/>
-          <w:sz w:val="22"/>
-          <w:szCs w:val="22"/>
-        </w:rPr>
-        <w:t xml:space="preserve">, </w:t>
-      </w:r>
-      <w:r>
-        <w:rPr>
-          <w:rFonts w:ascii="EB Garamond" w:eastAsia="EB Garamond" w:hAnsi="EB Garamond" w:cs="EB Garamond"/>
-          <w:sz w:val="22"/>
-          <w:szCs w:val="22"/>
-        </w:rPr>
-        <w:t>92% in trip purpose inference</w:t>
-      </w:r>
-      <w:r>
-        <w:rPr>
-          <w:rFonts w:ascii="EB Garamond" w:eastAsia="EB Garamond" w:hAnsi="EB Garamond" w:cs="EB Garamond"/>
-          <w:sz w:val="22"/>
-          <w:szCs w:val="22"/>
-        </w:rPr>
-        <w:t>.</w:t>
+        <w:t>Worked on building</w:t>
+      </w:r>
+      <w:r>
+        <w:rPr>
+          <w:rFonts w:ascii="EB Garamond" w:eastAsia="EB Garamond" w:hAnsi="EB Garamond" w:cs="EB Garamond"/>
+          <w:sz w:val="22"/>
+          <w:szCs w:val="22"/>
+        </w:rPr>
+        <w:t xml:space="preserve"> a foundation model </w:t>
+      </w:r>
+      <w:r>
+        <w:rPr>
+          <w:rFonts w:ascii="EB Garamond" w:eastAsia="EB Garamond" w:hAnsi="EB Garamond" w:cs="EB Garamond"/>
+          <w:sz w:val="22"/>
+          <w:szCs w:val="22"/>
+        </w:rPr>
+        <w:t xml:space="preserve">using Perceiver IO </w:t>
+      </w:r>
+      <w:r>
+        <w:rPr>
+          <w:rFonts w:ascii="EB Garamond" w:eastAsia="EB Garamond" w:hAnsi="EB Garamond" w:cs="EB Garamond"/>
+          <w:sz w:val="22"/>
+          <w:szCs w:val="22"/>
+        </w:rPr>
+        <w:t>for wildfire spread prediction using satellite and climate data to capture spatiotemporal fire dynamics.</w:t>
       </w:r>
     </w:p>
     <w:p>
@@ -1870,15 +1838,47 @@
           <w:sz w:val="22"/>
           <w:szCs w:val="22"/>
         </w:rPr>
-        <w:t>D</w:t>
-      </w:r>
-      <w:r>
-        <w:rPr>
-          <w:rFonts w:ascii="EB Garamond" w:eastAsia="EB Garamond" w:hAnsi="EB Garamond" w:cs="EB Garamond"/>
-          <w:sz w:val="22"/>
-          <w:szCs w:val="22"/>
-        </w:rPr>
-        <w:t>eployed CarbonClever, a social platform promoting individual carbon footprint reduction through mobility insights.</w:t>
+        <w:t>Developed</w:t>
+      </w:r>
+      <w:r>
+        <w:rPr>
+          <w:rFonts w:ascii="EB Garamond" w:eastAsia="EB Garamond" w:hAnsi="EB Garamond" w:cs="EB Garamond"/>
+          <w:sz w:val="22"/>
+          <w:szCs w:val="22"/>
+        </w:rPr>
+        <w:t xml:space="preserve"> </w:t>
+      </w:r>
+      <w:r>
+        <w:rPr>
+          <w:rFonts w:ascii="EB Garamond" w:eastAsia="EB Garamond" w:hAnsi="EB Garamond" w:cs="EB Garamond"/>
+          <w:sz w:val="22"/>
+          <w:szCs w:val="22"/>
+        </w:rPr>
+        <w:t xml:space="preserve">a </w:t>
+      </w:r>
+      <w:r>
+        <w:rPr>
+          <w:rFonts w:ascii="EB Garamond" w:eastAsia="EB Garamond" w:hAnsi="EB Garamond" w:cs="EB Garamond"/>
+          <w:sz w:val="22"/>
+          <w:szCs w:val="22"/>
+        </w:rPr>
+        <w:t xml:space="preserve">Variational Autoencoder (VAE) as a generative </w:t>
+      </w:r>
+      <w:r>
+        <w:rPr>
+          <w:rFonts w:ascii="EB Garamond" w:eastAsia="EB Garamond" w:hAnsi="EB Garamond" w:cs="EB Garamond"/>
+          <w:sz w:val="22"/>
+          <w:szCs w:val="22"/>
+        </w:rPr>
+        <w:t xml:space="preserve">model to </w:t>
+      </w:r>
+      <w:r>
+        <w:rPr>
+          <w:rFonts w:ascii="EB Garamond" w:eastAsia="EB Garamond" w:hAnsi="EB Garamond" w:cs="EB Garamond"/>
+          <w:sz w:val="22"/>
+          <w:szCs w:val="22"/>
+        </w:rPr>
+        <w:t>simulate wildfire propagation, improving understanding of spread patterns under varying conditions.</w:t>
       </w:r>
     </w:p>
     <w:p>
